--- a/dist/docs/templates/knowledge/tool-doc.docx
+++ b/dist/docs/templates/knowledge/tool-doc.docx
@@ -60,19 +60,7 @@
         <w:t xml:space="preserve"> </w:t>
       </w:r>
       <w:r>
-        <w:t xml:space="preserve">the assigned learner writes it (Hire A or Hire B, per the Tool Inventory tab in</w:t>
-      </w:r>
-      <w:r>
-        <w:t xml:space="preserve"> </w:t>
-      </w:r>
-      <w:r>
-        <w:rPr>
-          <w:rStyle w:val="VerbatimChar"/>
-        </w:rPr>
-        <w:t xml:space="preserve">dist/BSA-Onboarding-Trackers.xlsx</w:t>
-      </w:r>
-      <w:r>
-        <w:t xml:space="preserve">). The current knowledge holder checks it for accuracy. The Manager reviews and approves it (the Senior does not know these tools well, so the Manager is the checker). Anyone who runs or supports the tool reads it.</w:t>
+        <w:t xml:space="preserve">the assigned learner writes it (Hire A or Hire B, per the Tool Inventory tab of BSA-Onboarding-Trackers.xlsx in the onboarding folder). The current knowledge holder checks it for accuracy. The Manager reviews and approves it (the Senior does not know these tools well, so the Manager is the checker). Anyone who runs or supports the tool reads it.</w:t>
       </w:r>
     </w:p>
     <w:p>
@@ -180,13 +168,22 @@
           <w:bCs/>
           <w:b/>
         </w:rPr>
-        <w:t xml:space="preserve">Run it yourself</w:t>
+        <w:t xml:space="preserve">Run it yourself:</w:t>
       </w:r>
       <w:r>
         <w:t xml:space="preserve"> </w:t>
       </w:r>
       <w:r>
-        <w:t xml:space="preserve">with the owner watching, or on a test copy. Write the steps while you do them and take the screenshots then. A step you did not perform yourself is marked "not yet verified".</w:t>
+        <w:t xml:space="preserve">in production only with the current knowledge holder supervising, otherwise on a test copy (test inputs, output to a test folder). Before the day-60 review you have no production write access (</w:t>
+      </w:r>
+      <w:r>
+        <w:rPr>
+          <w:rStyle w:val="VerbatimChar"/>
+        </w:rPr>
+        <w:t xml:space="preserve">docs/04-access-request-checklist.md</w:t>
+      </w:r>
+      <w:r>
+        <w:t xml:space="preserve">, rule 2), so you never run alone a step that writes data or sends output to a broker, Finance, Oracle or another system. Write the steps while you do them and take the screenshots then. A step you did not perform yourself is marked "not yet verified".</w:t>
       </w:r>
     </w:p>
     <w:p>
@@ -274,7 +271,16 @@
         <w:t xml:space="preserve"> </w:t>
       </w:r>
       <w:r>
-        <w:t xml:space="preserve">the other hire runs the tool from your page alone. Every place they get stuck is a gap to fix.</w:t>
+        <w:t xml:space="preserve">the other hire follows your page on a test copy (test inputs, output to a test folder), or reads only your page while you and the knowledge holder run the real job. Before day 60 the peer never runs a step that writes data or sends output to a broker, Finance, Oracle or another system (</w:t>
+      </w:r>
+      <w:r>
+        <w:rPr>
+          <w:rStyle w:val="VerbatimChar"/>
+        </w:rPr>
+        <w:t xml:space="preserve">docs/04-access-request-checklist.md</w:t>
+      </w:r>
+      <w:r>
+        <w:t xml:space="preserve">, rule 2). Every place they get stuck is a gap to fix.</w:t>
       </w:r>
     </w:p>
     <w:p>
@@ -708,7 +714,7 @@
               <w:jc w:val="left"/>
             </w:pPr>
             <w:r>
-              <w:t xml:space="preserve">Hire A / Manager</w:t>
+              <w:t xml:space="preserve">Hire A (first point of contact; production change rights from the day-60 review) / Manager</w:t>
             </w:r>
           </w:p>
         </w:tc>
@@ -784,7 +790,7 @@
               <w:jc w:val="left"/>
             </w:pPr>
             <w:r>
-              <w:t xml:space="preserve">2026-12-09, Hire A, full production run with the owner</w:t>
+              <w:t xml:space="preserve">2026-12-09, Hire A, full production run supervised by the knowledge holder</w:t>
             </w:r>
           </w:p>
         </w:tc>
@@ -3080,7 +3086,7 @@
         <w:pStyle w:val="Compact"/>
       </w:pPr>
       <w:r>
-        <w:t xml:space="preserve">☐ The other hire ran the tool from this page alone, and I fixed what they got stuck on.</w:t>
+        <w:t xml:space="preserve">☐ The other hire ran the tool from this page alone on a test copy, and I fixed what they got stuck on.</w:t>
       </w:r>
     </w:p>
     <w:p>
@@ -3140,7 +3146,7 @@
         <w:pStyle w:val="Compact"/>
       </w:pPr>
       <w:r>
-        <w:t xml:space="preserve">☐ The Tool Inventory row (documentation status, e2open impact, owner, backup, link) is updated.</w:t>
+        <w:t xml:space="preserve">☐ The Tool Inventory row (documentation status, e2open impact, knowledge holder, backup, tool doc link) is updated.</w:t>
       </w:r>
     </w:p>
     <w:p>

--- a/dist/docs/templates/knowledge/tool-doc.docx
+++ b/dist/docs/templates/knowledge/tool-doc.docx
@@ -183,7 +183,16 @@
         <w:t xml:space="preserve">docs/04-access-request-checklist.md</w:t>
       </w:r>
       <w:r>
-        <w:t xml:space="preserve">, rule 2), so you never run alone a step that writes data or sends output to a broker, Finance, Oracle or another system. Write the steps while you do them and take the screenshots then. A step you did not perform yourself is marked "not yet verified".</w:t>
+        <w:t xml:space="preserve">, rule 2), so in a production run the knowledge holder executes every step that writes data or sends output to a broker, Finance, Oracle or another system, while you drive and explain the other steps. For day 60, one end-to-end run is enough: either supervised in production or alone on a test copy (</w:t>
+      </w:r>
+      <w:r>
+        <w:rPr>
+          <w:rStyle w:val="VerbatimChar"/>
+        </w:rPr>
+        <w:t xml:space="preserve">docs/01-30-60-90-plan.md</w:t>
+      </w:r>
+      <w:r>
+        <w:t xml:space="preserve">, "owns one tool"). Write the steps while you do them and take the screenshots then. A step you did not perform yourself is marked "not yet verified".</w:t>
       </w:r>
     </w:p>
     <w:p>
@@ -327,21 +336,24 @@
     <w:tbl>
       <w:tblPr>
         <w:tblStyle w:val="Table"/>
-        <w:tblW w:type="auto" w:w="0"/>
+        <w:tblW w:type="dxa" w:w="9360"/>
         <w:tblLook w:firstRow="1" w:lastRow="0" w:firstColumn="0" w:lastColumn="0" w:noHBand="0" w:noVBand="0" w:val="0020"/>
         <w:jc w:val="start"/>
+        <w:tblLayout w:type="fixed"/>
       </w:tblPr>
       <w:tblGrid>
-        <w:gridCol w:w="2640"/>
-        <w:gridCol w:w="2640"/>
-        <w:gridCol w:w="2640"/>
+        <w:gridCol w:w="1150"/>
+        <w:gridCol w:w="3902"/>
+        <w:gridCol w:w="4307"/>
       </w:tblGrid>
       <w:tr>
         <w:trPr>
           <w:tblHeader w:val="true"/>
         </w:trPr>
         <w:tc>
-          <w:tcPr/>
+          <w:tcPr>
+            <w:tcW w:w="1150" w:type="dxa"/>
+          </w:tcPr>
           <w:p>
             <w:pPr>
               <w:pStyle w:val="Compact"/>
@@ -353,7 +365,9 @@
           </w:p>
         </w:tc>
         <w:tc>
-          <w:tcPr/>
+          <w:tcPr>
+            <w:tcW w:w="3902" w:type="dxa"/>
+          </w:tcPr>
           <w:p>
             <w:pPr>
               <w:pStyle w:val="Compact"/>
@@ -365,7 +379,9 @@
           </w:p>
         </w:tc>
         <w:tc>
-          <w:tcPr/>
+          <w:tcPr>
+            <w:tcW w:w="4307" w:type="dxa"/>
+          </w:tcPr>
           <w:p>
             <w:pPr>
               <w:pStyle w:val="Compact"/>
@@ -379,7 +395,9 @@
       </w:tr>
       <w:tr>
         <w:tc>
-          <w:tcPr/>
+          <w:tcPr>
+            <w:tcW w:w="1150" w:type="dxa"/>
+          </w:tcPr>
           <w:p>
             <w:pPr>
               <w:pStyle w:val="Compact"/>
@@ -391,7 +409,9 @@
           </w:p>
         </w:tc>
         <w:tc>
-          <w:tcPr/>
+          <w:tcPr>
+            <w:tcW w:w="3902" w:type="dxa"/>
+          </w:tcPr>
           <w:p>
             <w:pPr>
               <w:pStyle w:val="Compact"/>
@@ -403,7 +423,9 @@
           </w:p>
         </w:tc>
         <w:tc>
-          <w:tcPr/>
+          <w:tcPr>
+            <w:tcW w:w="4307" w:type="dxa"/>
+          </w:tcPr>
           <w:p>
             <w:pPr>
               <w:pStyle w:val="Compact"/>
@@ -417,7 +439,9 @@
       </w:tr>
       <w:tr>
         <w:tc>
-          <w:tcPr/>
+          <w:tcPr>
+            <w:tcW w:w="1150" w:type="dxa"/>
+          </w:tcPr>
           <w:p>
             <w:pPr>
               <w:pStyle w:val="Compact"/>
@@ -429,7 +453,9 @@
           </w:p>
         </w:tc>
         <w:tc>
-          <w:tcPr/>
+          <w:tcPr>
+            <w:tcW w:w="3902" w:type="dxa"/>
+          </w:tcPr>
           <w:p>
             <w:pPr>
               <w:pStyle w:val="Compact"/>
@@ -441,7 +467,9 @@
           </w:p>
         </w:tc>
         <w:tc>
-          <w:tcPr/>
+          <w:tcPr>
+            <w:tcW w:w="4307" w:type="dxa"/>
+          </w:tcPr>
           <w:p>
             <w:pPr>
               <w:pStyle w:val="Compact"/>
@@ -455,7 +483,9 @@
       </w:tr>
       <w:tr>
         <w:tc>
-          <w:tcPr/>
+          <w:tcPr>
+            <w:tcW w:w="1150" w:type="dxa"/>
+          </w:tcPr>
           <w:p>
             <w:pPr>
               <w:pStyle w:val="Compact"/>
@@ -467,7 +497,9 @@
           </w:p>
         </w:tc>
         <w:tc>
-          <w:tcPr/>
+          <w:tcPr>
+            <w:tcW w:w="3902" w:type="dxa"/>
+          </w:tcPr>
           <w:p>
             <w:pPr>
               <w:pStyle w:val="Compact"/>
@@ -479,7 +511,9 @@
           </w:p>
         </w:tc>
         <w:tc>
-          <w:tcPr/>
+          <w:tcPr>
+            <w:tcW w:w="4307" w:type="dxa"/>
+          </w:tcPr>
           <w:p>
             <w:pPr>
               <w:pStyle w:val="Compact"/>
@@ -493,7 +527,9 @@
       </w:tr>
       <w:tr>
         <w:tc>
-          <w:tcPr/>
+          <w:tcPr>
+            <w:tcW w:w="1150" w:type="dxa"/>
+          </w:tcPr>
           <w:p>
             <w:pPr>
               <w:pStyle w:val="Compact"/>
@@ -505,7 +541,9 @@
           </w:p>
         </w:tc>
         <w:tc>
-          <w:tcPr/>
+          <w:tcPr>
+            <w:tcW w:w="3902" w:type="dxa"/>
+          </w:tcPr>
           <w:p>
             <w:pPr>
               <w:pStyle w:val="Compact"/>
@@ -517,7 +555,9 @@
           </w:p>
         </w:tc>
         <w:tc>
-          <w:tcPr/>
+          <w:tcPr>
+            <w:tcW w:w="4307" w:type="dxa"/>
+          </w:tcPr>
           <w:p>
             <w:pPr>
               <w:pStyle w:val="Compact"/>
@@ -531,7 +571,9 @@
       </w:tr>
       <w:tr>
         <w:tc>
-          <w:tcPr/>
+          <w:tcPr>
+            <w:tcW w:w="1150" w:type="dxa"/>
+          </w:tcPr>
           <w:p>
             <w:pPr>
               <w:pStyle w:val="Compact"/>
@@ -543,7 +585,9 @@
           </w:p>
         </w:tc>
         <w:tc>
-          <w:tcPr/>
+          <w:tcPr>
+            <w:tcW w:w="3902" w:type="dxa"/>
+          </w:tcPr>
           <w:p>
             <w:pPr>
               <w:pStyle w:val="Compact"/>
@@ -555,7 +599,9 @@
           </w:p>
         </w:tc>
         <w:tc>
-          <w:tcPr/>
+          <w:tcPr>
+            <w:tcW w:w="4307" w:type="dxa"/>
+          </w:tcPr>
           <w:p>
             <w:pPr>
               <w:pStyle w:val="Compact"/>
@@ -569,7 +615,9 @@
       </w:tr>
       <w:tr>
         <w:tc>
-          <w:tcPr/>
+          <w:tcPr>
+            <w:tcW w:w="1150" w:type="dxa"/>
+          </w:tcPr>
           <w:p>
             <w:pPr>
               <w:pStyle w:val="Compact"/>
@@ -581,7 +629,9 @@
           </w:p>
         </w:tc>
         <w:tc>
-          <w:tcPr/>
+          <w:tcPr>
+            <w:tcW w:w="3902" w:type="dxa"/>
+          </w:tcPr>
           <w:p>
             <w:pPr>
               <w:pStyle w:val="Compact"/>
@@ -593,7 +643,9 @@
           </w:p>
         </w:tc>
         <w:tc>
-          <w:tcPr/>
+          <w:tcPr>
+            <w:tcW w:w="4307" w:type="dxa"/>
+          </w:tcPr>
           <w:p>
             <w:pPr>
               <w:pStyle w:val="Compact"/>
@@ -607,7 +659,9 @@
       </w:tr>
       <w:tr>
         <w:tc>
-          <w:tcPr/>
+          <w:tcPr>
+            <w:tcW w:w="1150" w:type="dxa"/>
+          </w:tcPr>
           <w:p>
             <w:pPr>
               <w:pStyle w:val="Compact"/>
@@ -619,7 +673,9 @@
           </w:p>
         </w:tc>
         <w:tc>
-          <w:tcPr/>
+          <w:tcPr>
+            <w:tcW w:w="3902" w:type="dxa"/>
+          </w:tcPr>
           <w:p>
             <w:pPr>
               <w:pStyle w:val="Compact"/>
@@ -631,7 +687,9 @@
           </w:p>
         </w:tc>
         <w:tc>
-          <w:tcPr/>
+          <w:tcPr>
+            <w:tcW w:w="4307" w:type="dxa"/>
+          </w:tcPr>
           <w:p>
             <w:pPr>
               <w:pStyle w:val="Compact"/>
@@ -645,7 +703,9 @@
       </w:tr>
       <w:tr>
         <w:tc>
-          <w:tcPr/>
+          <w:tcPr>
+            <w:tcW w:w="1150" w:type="dxa"/>
+          </w:tcPr>
           <w:p>
             <w:pPr>
               <w:pStyle w:val="Compact"/>
@@ -657,7 +717,9 @@
           </w:p>
         </w:tc>
         <w:tc>
-          <w:tcPr/>
+          <w:tcPr>
+            <w:tcW w:w="3902" w:type="dxa"/>
+          </w:tcPr>
           <w:p>
             <w:pPr>
               <w:pStyle w:val="Compact"/>
@@ -669,7 +731,9 @@
           </w:p>
         </w:tc>
         <w:tc>
-          <w:tcPr/>
+          <w:tcPr>
+            <w:tcW w:w="4307" w:type="dxa"/>
+          </w:tcPr>
           <w:p>
             <w:pPr>
               <w:pStyle w:val="Compact"/>
@@ -683,7 +747,9 @@
       </w:tr>
       <w:tr>
         <w:tc>
-          <w:tcPr/>
+          <w:tcPr>
+            <w:tcW w:w="1150" w:type="dxa"/>
+          </w:tcPr>
           <w:p>
             <w:pPr>
               <w:pStyle w:val="Compact"/>
@@ -695,7 +761,9 @@
           </w:p>
         </w:tc>
         <w:tc>
-          <w:tcPr/>
+          <w:tcPr>
+            <w:tcW w:w="3902" w:type="dxa"/>
+          </w:tcPr>
           <w:p>
             <w:pPr>
               <w:pStyle w:val="Compact"/>
@@ -707,7 +775,9 @@
           </w:p>
         </w:tc>
         <w:tc>
-          <w:tcPr/>
+          <w:tcPr>
+            <w:tcW w:w="4307" w:type="dxa"/>
+          </w:tcPr>
           <w:p>
             <w:pPr>
               <w:pStyle w:val="Compact"/>
@@ -721,7 +791,9 @@
       </w:tr>
       <w:tr>
         <w:tc>
-          <w:tcPr/>
+          <w:tcPr>
+            <w:tcW w:w="1150" w:type="dxa"/>
+          </w:tcPr>
           <w:p>
             <w:pPr>
               <w:pStyle w:val="Compact"/>
@@ -733,7 +805,9 @@
           </w:p>
         </w:tc>
         <w:tc>
-          <w:tcPr/>
+          <w:tcPr>
+            <w:tcW w:w="3902" w:type="dxa"/>
+          </w:tcPr>
           <w:p>
             <w:pPr>
               <w:pStyle w:val="Compact"/>
@@ -745,7 +819,9 @@
           </w:p>
         </w:tc>
         <w:tc>
-          <w:tcPr/>
+          <w:tcPr>
+            <w:tcW w:w="4307" w:type="dxa"/>
+          </w:tcPr>
           <w:p>
             <w:pPr>
               <w:pStyle w:val="Compact"/>
@@ -759,7 +835,9 @@
       </w:tr>
       <w:tr>
         <w:tc>
-          <w:tcPr/>
+          <w:tcPr>
+            <w:tcW w:w="1150" w:type="dxa"/>
+          </w:tcPr>
           <w:p>
             <w:pPr>
               <w:pStyle w:val="Compact"/>
@@ -771,7 +849,9 @@
           </w:p>
         </w:tc>
         <w:tc>
-          <w:tcPr/>
+          <w:tcPr>
+            <w:tcW w:w="3902" w:type="dxa"/>
+          </w:tcPr>
           <w:p>
             <w:pPr>
               <w:pStyle w:val="Compact"/>
@@ -783,7 +863,9 @@
           </w:p>
         </w:tc>
         <w:tc>
-          <w:tcPr/>
+          <w:tcPr>
+            <w:tcW w:w="4307" w:type="dxa"/>
+          </w:tcPr>
           <w:p>
             <w:pPr>
               <w:pStyle w:val="Compact"/>
@@ -809,20 +891,23 @@
     <w:tbl>
       <w:tblPr>
         <w:tblStyle w:val="Table"/>
-        <w:tblW w:type="auto" w:w="0"/>
+        <w:tblW w:type="dxa" w:w="9360"/>
         <w:tblLook w:firstRow="1" w:lastRow="0" w:firstColumn="0" w:lastColumn="0" w:noHBand="0" w:noVBand="0" w:val="0020"/>
         <w:jc w:val="start"/>
+        <w:tblLayout w:type="fixed"/>
       </w:tblPr>
       <w:tblGrid>
-        <w:gridCol w:w="3960"/>
-        <w:gridCol w:w="3960"/>
+        <w:gridCol w:w="2008"/>
+        <w:gridCol w:w="7351"/>
       </w:tblGrid>
       <w:tr>
         <w:trPr>
           <w:tblHeader w:val="true"/>
         </w:trPr>
         <w:tc>
-          <w:tcPr/>
+          <w:tcPr>
+            <w:tcW w:w="2008" w:type="dxa"/>
+          </w:tcPr>
           <w:p>
             <w:pPr>
               <w:pStyle w:val="Compact"/>
@@ -834,7 +919,9 @@
           </w:p>
         </w:tc>
         <w:tc>
-          <w:tcPr/>
+          <w:tcPr>
+            <w:tcW w:w="7351" w:type="dxa"/>
+          </w:tcPr>
           <w:p>
             <w:pPr>
               <w:pStyle w:val="Compact"/>
@@ -848,7 +935,9 @@
       </w:tr>
       <w:tr>
         <w:tc>
-          <w:tcPr/>
+          <w:tcPr>
+            <w:tcW w:w="2008" w:type="dxa"/>
+          </w:tcPr>
           <w:p>
             <w:pPr>
               <w:pStyle w:val="Compact"/>
@@ -860,7 +949,9 @@
           </w:p>
         </w:tc>
         <w:tc>
-          <w:tcPr/>
+          <w:tcPr>
+            <w:tcW w:w="7351" w:type="dxa"/>
+          </w:tcPr>
           <w:p>
             <w:pPr>
               <w:pStyle w:val="Compact"/>
@@ -874,7 +965,9 @@
       </w:tr>
       <w:tr>
         <w:tc>
-          <w:tcPr/>
+          <w:tcPr>
+            <w:tcW w:w="2008" w:type="dxa"/>
+          </w:tcPr>
           <w:p>
             <w:pPr>
               <w:pStyle w:val="Compact"/>
@@ -886,7 +979,9 @@
           </w:p>
         </w:tc>
         <w:tc>
-          <w:tcPr/>
+          <w:tcPr>
+            <w:tcW w:w="7351" w:type="dxa"/>
+          </w:tcPr>
           <w:p>
             <w:pPr>
               <w:pStyle w:val="Compact"/>
@@ -900,7 +995,9 @@
       </w:tr>
       <w:tr>
         <w:tc>
-          <w:tcPr/>
+          <w:tcPr>
+            <w:tcW w:w="2008" w:type="dxa"/>
+          </w:tcPr>
           <w:p>
             <w:pPr>
               <w:pStyle w:val="Compact"/>
@@ -912,7 +1009,9 @@
           </w:p>
         </w:tc>
         <w:tc>
-          <w:tcPr/>
+          <w:tcPr>
+            <w:tcW w:w="7351" w:type="dxa"/>
+          </w:tcPr>
           <w:p>
             <w:pPr>
               <w:pStyle w:val="Compact"/>
@@ -926,7 +1025,9 @@
       </w:tr>
       <w:tr>
         <w:tc>
-          <w:tcPr/>
+          <w:tcPr>
+            <w:tcW w:w="2008" w:type="dxa"/>
+          </w:tcPr>
           <w:p>
             <w:pPr>
               <w:pStyle w:val="Compact"/>
@@ -938,7 +1039,9 @@
           </w:p>
         </w:tc>
         <w:tc>
-          <w:tcPr/>
+          <w:tcPr>
+            <w:tcW w:w="7351" w:type="dxa"/>
+          </w:tcPr>
           <w:p>
             <w:pPr>
               <w:pStyle w:val="Compact"/>
@@ -952,7 +1055,9 @@
       </w:tr>
       <w:tr>
         <w:tc>
-          <w:tcPr/>
+          <w:tcPr>
+            <w:tcW w:w="2008" w:type="dxa"/>
+          </w:tcPr>
           <w:p>
             <w:pPr>
               <w:pStyle w:val="Compact"/>
@@ -964,7 +1069,9 @@
           </w:p>
         </w:tc>
         <w:tc>
-          <w:tcPr/>
+          <w:tcPr>
+            <w:tcW w:w="7351" w:type="dxa"/>
+          </w:tcPr>
           <w:p>
             <w:pPr>
               <w:pStyle w:val="Compact"/>
@@ -990,23 +1097,26 @@
     <w:tbl>
       <w:tblPr>
         <w:tblStyle w:val="Table"/>
-        <w:tblW w:type="auto" w:w="0"/>
+        <w:tblW w:type="dxa" w:w="9360"/>
         <w:tblLook w:firstRow="1" w:lastRow="0" w:firstColumn="0" w:lastColumn="0" w:noHBand="0" w:noVBand="0" w:val="0020"/>
         <w:jc w:val="start"/>
+        <w:tblLayout w:type="fixed"/>
       </w:tblPr>
       <w:tblGrid>
-        <w:gridCol w:w="1584"/>
-        <w:gridCol w:w="1584"/>
-        <w:gridCol w:w="1584"/>
-        <w:gridCol w:w="1584"/>
-        <w:gridCol w:w="1584"/>
+        <w:gridCol w:w="1515"/>
+        <w:gridCol w:w="2305"/>
+        <w:gridCol w:w="1251"/>
+        <w:gridCol w:w="1685"/>
+        <w:gridCol w:w="2601"/>
       </w:tblGrid>
       <w:tr>
         <w:trPr>
           <w:tblHeader w:val="true"/>
         </w:trPr>
         <w:tc>
-          <w:tcPr/>
+          <w:tcPr>
+            <w:tcW w:w="1515" w:type="dxa"/>
+          </w:tcPr>
           <w:p>
             <w:pPr>
               <w:pStyle w:val="Compact"/>
@@ -1018,7 +1128,9 @@
           </w:p>
         </w:tc>
         <w:tc>
-          <w:tcPr/>
+          <w:tcPr>
+            <w:tcW w:w="2305" w:type="dxa"/>
+          </w:tcPr>
           <w:p>
             <w:pPr>
               <w:pStyle w:val="Compact"/>
@@ -1030,7 +1142,9 @@
           </w:p>
         </w:tc>
         <w:tc>
-          <w:tcPr/>
+          <w:tcPr>
+            <w:tcW w:w="1251" w:type="dxa"/>
+          </w:tcPr>
           <w:p>
             <w:pPr>
               <w:pStyle w:val="Compact"/>
@@ -1042,7 +1156,9 @@
           </w:p>
         </w:tc>
         <w:tc>
-          <w:tcPr/>
+          <w:tcPr>
+            <w:tcW w:w="1685" w:type="dxa"/>
+          </w:tcPr>
           <w:p>
             <w:pPr>
               <w:pStyle w:val="Compact"/>
@@ -1054,7 +1170,9 @@
           </w:p>
         </w:tc>
         <w:tc>
-          <w:tcPr/>
+          <w:tcPr>
+            <w:tcW w:w="2601" w:type="dxa"/>
+          </w:tcPr>
           <w:p>
             <w:pPr>
               <w:pStyle w:val="Compact"/>
@@ -1068,7 +1186,9 @@
       </w:tr>
       <w:tr>
         <w:tc>
-          <w:tcPr/>
+          <w:tcPr>
+            <w:tcW w:w="1515" w:type="dxa"/>
+          </w:tcPr>
           <w:p>
             <w:pPr>
               <w:pStyle w:val="Compact"/>
@@ -1080,7 +1200,9 @@
           </w:p>
         </w:tc>
         <w:tc>
-          <w:tcPr/>
+          <w:tcPr>
+            <w:tcW w:w="2305" w:type="dxa"/>
+          </w:tcPr>
           <w:p>
             <w:pPr>
               <w:pStyle w:val="Compact"/>
@@ -1092,7 +1214,9 @@
           </w:p>
         </w:tc>
         <w:tc>
-          <w:tcPr/>
+          <w:tcPr>
+            <w:tcW w:w="1251" w:type="dxa"/>
+          </w:tcPr>
           <w:p>
             <w:pPr>
               <w:pStyle w:val="Compact"/>
@@ -1104,7 +1228,9 @@
           </w:p>
         </w:tc>
         <w:tc>
-          <w:tcPr/>
+          <w:tcPr>
+            <w:tcW w:w="1685" w:type="dxa"/>
+          </w:tcPr>
           <w:p>
             <w:pPr>
               <w:pStyle w:val="Compact"/>
@@ -1116,7 +1242,9 @@
           </w:p>
         </w:tc>
         <w:tc>
-          <w:tcPr/>
+          <w:tcPr>
+            <w:tcW w:w="2601" w:type="dxa"/>
+          </w:tcPr>
           <w:p>
             <w:pPr>
               <w:pStyle w:val="Compact"/>
@@ -1142,23 +1270,26 @@
     <w:tbl>
       <w:tblPr>
         <w:tblStyle w:val="Table"/>
-        <w:tblW w:type="auto" w:w="0"/>
+        <w:tblW w:type="dxa" w:w="9360"/>
         <w:tblLook w:firstRow="1" w:lastRow="0" w:firstColumn="0" w:lastColumn="0" w:noHBand="0" w:noVBand="0" w:val="0020"/>
         <w:jc w:val="start"/>
+        <w:tblLayout w:type="fixed"/>
       </w:tblPr>
       <w:tblGrid>
-        <w:gridCol w:w="1584"/>
-        <w:gridCol w:w="1584"/>
-        <w:gridCol w:w="1584"/>
-        <w:gridCol w:w="1584"/>
-        <w:gridCol w:w="1584"/>
+        <w:gridCol w:w="894"/>
+        <w:gridCol w:w="2933"/>
+        <w:gridCol w:w="1425"/>
+        <w:gridCol w:w="1395"/>
+        <w:gridCol w:w="2710"/>
       </w:tblGrid>
       <w:tr>
         <w:trPr>
           <w:tblHeader w:val="true"/>
         </w:trPr>
         <w:tc>
-          <w:tcPr/>
+          <w:tcPr>
+            <w:tcW w:w="894" w:type="dxa"/>
+          </w:tcPr>
           <w:p>
             <w:pPr>
               <w:pStyle w:val="Compact"/>
@@ -1170,7 +1301,9 @@
           </w:p>
         </w:tc>
         <w:tc>
-          <w:tcPr/>
+          <w:tcPr>
+            <w:tcW w:w="2933" w:type="dxa"/>
+          </w:tcPr>
           <w:p>
             <w:pPr>
               <w:pStyle w:val="Compact"/>
@@ -1182,7 +1315,9 @@
           </w:p>
         </w:tc>
         <w:tc>
-          <w:tcPr/>
+          <w:tcPr>
+            <w:tcW w:w="1425" w:type="dxa"/>
+          </w:tcPr>
           <w:p>
             <w:pPr>
               <w:pStyle w:val="Compact"/>
@@ -1194,7 +1329,9 @@
           </w:p>
         </w:tc>
         <w:tc>
-          <w:tcPr/>
+          <w:tcPr>
+            <w:tcW w:w="1395" w:type="dxa"/>
+          </w:tcPr>
           <w:p>
             <w:pPr>
               <w:pStyle w:val="Compact"/>
@@ -1206,7 +1343,9 @@
           </w:p>
         </w:tc>
         <w:tc>
-          <w:tcPr/>
+          <w:tcPr>
+            <w:tcW w:w="2710" w:type="dxa"/>
+          </w:tcPr>
           <w:p>
             <w:pPr>
               <w:pStyle w:val="Compact"/>
@@ -1220,7 +1359,9 @@
       </w:tr>
       <w:tr>
         <w:tc>
-          <w:tcPr/>
+          <w:tcPr>
+            <w:tcW w:w="894" w:type="dxa"/>
+          </w:tcPr>
           <w:p>
             <w:pPr>
               <w:pStyle w:val="Compact"/>
@@ -1232,7 +1373,9 @@
           </w:p>
         </w:tc>
         <w:tc>
-          <w:tcPr/>
+          <w:tcPr>
+            <w:tcW w:w="2933" w:type="dxa"/>
+          </w:tcPr>
           <w:p>
             <w:pPr>
               <w:pStyle w:val="Compact"/>
@@ -1244,7 +1387,9 @@
           </w:p>
         </w:tc>
         <w:tc>
-          <w:tcPr/>
+          <w:tcPr>
+            <w:tcW w:w="1425" w:type="dxa"/>
+          </w:tcPr>
           <w:p>
             <w:pPr>
               <w:pStyle w:val="Compact"/>
@@ -1256,7 +1401,9 @@
           </w:p>
         </w:tc>
         <w:tc>
-          <w:tcPr/>
+          <w:tcPr>
+            <w:tcW w:w="1395" w:type="dxa"/>
+          </w:tcPr>
           <w:p>
             <w:pPr>
               <w:pStyle w:val="Compact"/>
@@ -1268,7 +1415,9 @@
           </w:p>
         </w:tc>
         <w:tc>
-          <w:tcPr/>
+          <w:tcPr>
+            <w:tcW w:w="2710" w:type="dxa"/>
+          </w:tcPr>
           <w:p>
             <w:pPr>
               <w:pStyle w:val="Compact"/>
@@ -1294,23 +1443,26 @@
     <w:tbl>
       <w:tblPr>
         <w:tblStyle w:val="Table"/>
-        <w:tblW w:type="auto" w:w="0"/>
+        <w:tblW w:type="dxa" w:w="9360"/>
         <w:tblLook w:firstRow="1" w:lastRow="0" w:firstColumn="0" w:lastColumn="0" w:noHBand="0" w:noVBand="0" w:val="0020"/>
         <w:jc w:val="start"/>
+        <w:tblLayout w:type="fixed"/>
       </w:tblPr>
       <w:tblGrid>
-        <w:gridCol w:w="1584"/>
-        <w:gridCol w:w="1584"/>
-        <w:gridCol w:w="1584"/>
-        <w:gridCol w:w="1584"/>
-        <w:gridCol w:w="1584"/>
+        <w:gridCol w:w="891"/>
+        <w:gridCol w:w="3564"/>
+        <w:gridCol w:w="1455"/>
+        <w:gridCol w:w="891"/>
+        <w:gridCol w:w="2556"/>
       </w:tblGrid>
       <w:tr>
         <w:trPr>
           <w:tblHeader w:val="true"/>
         </w:trPr>
         <w:tc>
-          <w:tcPr/>
+          <w:tcPr>
+            <w:tcW w:w="891" w:type="dxa"/>
+          </w:tcPr>
           <w:p>
             <w:pPr>
               <w:pStyle w:val="Compact"/>
@@ -1322,7 +1474,9 @@
           </w:p>
         </w:tc>
         <w:tc>
-          <w:tcPr/>
+          <w:tcPr>
+            <w:tcW w:w="3564" w:type="dxa"/>
+          </w:tcPr>
           <w:p>
             <w:pPr>
               <w:pStyle w:val="Compact"/>
@@ -1334,7 +1488,9 @@
           </w:p>
         </w:tc>
         <w:tc>
-          <w:tcPr/>
+          <w:tcPr>
+            <w:tcW w:w="1455" w:type="dxa"/>
+          </w:tcPr>
           <w:p>
             <w:pPr>
               <w:pStyle w:val="Compact"/>
@@ -1346,7 +1502,9 @@
           </w:p>
         </w:tc>
         <w:tc>
-          <w:tcPr/>
+          <w:tcPr>
+            <w:tcW w:w="891" w:type="dxa"/>
+          </w:tcPr>
           <w:p>
             <w:pPr>
               <w:pStyle w:val="Compact"/>
@@ -1358,7 +1516,9 @@
           </w:p>
         </w:tc>
         <w:tc>
-          <w:tcPr/>
+          <w:tcPr>
+            <w:tcW w:w="2556" w:type="dxa"/>
+          </w:tcPr>
           <w:p>
             <w:pPr>
               <w:pStyle w:val="Compact"/>
@@ -1372,7 +1532,9 @@
       </w:tr>
       <w:tr>
         <w:tc>
-          <w:tcPr/>
+          <w:tcPr>
+            <w:tcW w:w="891" w:type="dxa"/>
+          </w:tcPr>
           <w:p>
             <w:pPr>
               <w:pStyle w:val="Compact"/>
@@ -1384,7 +1546,9 @@
           </w:p>
         </w:tc>
         <w:tc>
-          <w:tcPr/>
+          <w:tcPr>
+            <w:tcW w:w="3564" w:type="dxa"/>
+          </w:tcPr>
           <w:p>
             <w:pPr>
               <w:pStyle w:val="Compact"/>
@@ -1396,7 +1560,9 @@
           </w:p>
         </w:tc>
         <w:tc>
-          <w:tcPr/>
+          <w:tcPr>
+            <w:tcW w:w="1455" w:type="dxa"/>
+          </w:tcPr>
           <w:p>
             <w:pPr>
               <w:pStyle w:val="Compact"/>
@@ -1408,7 +1574,9 @@
           </w:p>
         </w:tc>
         <w:tc>
-          <w:tcPr/>
+          <w:tcPr>
+            <w:tcW w:w="891" w:type="dxa"/>
+          </w:tcPr>
           <w:p>
             <w:pPr>
               <w:pStyle w:val="Compact"/>
@@ -1420,7 +1588,9 @@
           </w:p>
         </w:tc>
         <w:tc>
-          <w:tcPr/>
+          <w:tcPr>
+            <w:tcW w:w="2556" w:type="dxa"/>
+          </w:tcPr>
           <w:p>
             <w:pPr>
               <w:pStyle w:val="Compact"/>
@@ -1446,22 +1616,25 @@
     <w:tbl>
       <w:tblPr>
         <w:tblStyle w:val="Table"/>
-        <w:tblW w:type="auto" w:w="0"/>
+        <w:tblW w:type="dxa" w:w="9360"/>
         <w:tblLook w:firstRow="1" w:lastRow="0" w:firstColumn="0" w:lastColumn="0" w:noHBand="0" w:noVBand="0" w:val="0020"/>
         <w:jc w:val="start"/>
+        <w:tblLayout w:type="fixed"/>
       </w:tblPr>
       <w:tblGrid>
-        <w:gridCol w:w="1980"/>
-        <w:gridCol w:w="1980"/>
-        <w:gridCol w:w="1980"/>
-        <w:gridCol w:w="1980"/>
+        <w:gridCol w:w="865"/>
+        <w:gridCol w:w="3836"/>
+        <w:gridCol w:w="2098"/>
+        <w:gridCol w:w="2559"/>
       </w:tblGrid>
       <w:tr>
         <w:trPr>
           <w:tblHeader w:val="true"/>
         </w:trPr>
         <w:tc>
-          <w:tcPr/>
+          <w:tcPr>
+            <w:tcW w:w="865" w:type="dxa"/>
+          </w:tcPr>
           <w:p>
             <w:pPr>
               <w:pStyle w:val="Compact"/>
@@ -1473,7 +1646,9 @@
           </w:p>
         </w:tc>
         <w:tc>
-          <w:tcPr/>
+          <w:tcPr>
+            <w:tcW w:w="3836" w:type="dxa"/>
+          </w:tcPr>
           <w:p>
             <w:pPr>
               <w:pStyle w:val="Compact"/>
@@ -1485,7 +1660,9 @@
           </w:p>
         </w:tc>
         <w:tc>
-          <w:tcPr/>
+          <w:tcPr>
+            <w:tcW w:w="2098" w:type="dxa"/>
+          </w:tcPr>
           <w:p>
             <w:pPr>
               <w:pStyle w:val="Compact"/>
@@ -1497,7 +1674,9 @@
           </w:p>
         </w:tc>
         <w:tc>
-          <w:tcPr/>
+          <w:tcPr>
+            <w:tcW w:w="2559" w:type="dxa"/>
+          </w:tcPr>
           <w:p>
             <w:pPr>
               <w:pStyle w:val="Compact"/>
@@ -1511,7 +1690,9 @@
       </w:tr>
       <w:tr>
         <w:tc>
-          <w:tcPr/>
+          <w:tcPr>
+            <w:tcW w:w="865" w:type="dxa"/>
+          </w:tcPr>
           <w:p>
             <w:pPr>
               <w:pStyle w:val="Compact"/>
@@ -1523,7 +1704,9 @@
           </w:p>
         </w:tc>
         <w:tc>
-          <w:tcPr/>
+          <w:tcPr>
+            <w:tcW w:w="3836" w:type="dxa"/>
+          </w:tcPr>
           <w:p>
             <w:pPr>
               <w:pStyle w:val="Compact"/>
@@ -1535,7 +1718,9 @@
           </w:p>
         </w:tc>
         <w:tc>
-          <w:tcPr/>
+          <w:tcPr>
+            <w:tcW w:w="2098" w:type="dxa"/>
+          </w:tcPr>
           <w:p>
             <w:pPr>
               <w:pStyle w:val="Compact"/>
@@ -1547,7 +1732,9 @@
           </w:p>
         </w:tc>
         <w:tc>
-          <w:tcPr/>
+          <w:tcPr>
+            <w:tcW w:w="2559" w:type="dxa"/>
+          </w:tcPr>
           <w:p>
             <w:pPr>
               <w:pStyle w:val="Compact"/>
@@ -1561,7 +1748,9 @@
       </w:tr>
       <w:tr>
         <w:tc>
-          <w:tcPr/>
+          <w:tcPr>
+            <w:tcW w:w="865" w:type="dxa"/>
+          </w:tcPr>
           <w:p>
             <w:pPr>
               <w:pStyle w:val="Compact"/>
@@ -1573,7 +1762,9 @@
           </w:p>
         </w:tc>
         <w:tc>
-          <w:tcPr/>
+          <w:tcPr>
+            <w:tcW w:w="3836" w:type="dxa"/>
+          </w:tcPr>
           <w:p>
             <w:pPr>
               <w:pStyle w:val="Compact"/>
@@ -1585,7 +1776,9 @@
           </w:p>
         </w:tc>
         <w:tc>
-          <w:tcPr/>
+          <w:tcPr>
+            <w:tcW w:w="2098" w:type="dxa"/>
+          </w:tcPr>
           <w:p>
             <w:pPr>
               <w:pStyle w:val="Compact"/>
@@ -1597,7 +1790,9 @@
           </w:p>
         </w:tc>
         <w:tc>
-          <w:tcPr/>
+          <w:tcPr>
+            <w:tcW w:w="2559" w:type="dxa"/>
+          </w:tcPr>
           <w:p>
             <w:pPr>
               <w:pStyle w:val="Compact"/>
@@ -1631,23 +1826,26 @@
     <w:tbl>
       <w:tblPr>
         <w:tblStyle w:val="Table"/>
-        <w:tblW w:type="auto" w:w="0"/>
+        <w:tblW w:type="dxa" w:w="9360"/>
         <w:tblLook w:firstRow="1" w:lastRow="0" w:firstColumn="0" w:lastColumn="0" w:noHBand="0" w:noVBand="0" w:val="0020"/>
         <w:jc w:val="start"/>
+        <w:tblLayout w:type="fixed"/>
       </w:tblPr>
       <w:tblGrid>
-        <w:gridCol w:w="1584"/>
-        <w:gridCol w:w="1584"/>
-        <w:gridCol w:w="1584"/>
-        <w:gridCol w:w="1584"/>
-        <w:gridCol w:w="1584"/>
+        <w:gridCol w:w="4134"/>
+        <w:gridCol w:w="1214"/>
+        <w:gridCol w:w="890"/>
+        <w:gridCol w:w="1346"/>
+        <w:gridCol w:w="1773"/>
       </w:tblGrid>
       <w:tr>
         <w:trPr>
           <w:tblHeader w:val="true"/>
         </w:trPr>
         <w:tc>
-          <w:tcPr/>
+          <w:tcPr>
+            <w:tcW w:w="4134" w:type="dxa"/>
+          </w:tcPr>
           <w:p>
             <w:pPr>
               <w:pStyle w:val="Compact"/>
@@ -1659,7 +1857,9 @@
           </w:p>
         </w:tc>
         <w:tc>
-          <w:tcPr/>
+          <w:tcPr>
+            <w:tcW w:w="1214" w:type="dxa"/>
+          </w:tcPr>
           <w:p>
             <w:pPr>
               <w:pStyle w:val="Compact"/>
@@ -1671,7 +1871,9 @@
           </w:p>
         </w:tc>
         <w:tc>
-          <w:tcPr/>
+          <w:tcPr>
+            <w:tcW w:w="890" w:type="dxa"/>
+          </w:tcPr>
           <w:p>
             <w:pPr>
               <w:pStyle w:val="Compact"/>
@@ -1683,7 +1885,9 @@
           </w:p>
         </w:tc>
         <w:tc>
-          <w:tcPr/>
+          <w:tcPr>
+            <w:tcW w:w="1346" w:type="dxa"/>
+          </w:tcPr>
           <w:p>
             <w:pPr>
               <w:pStyle w:val="Compact"/>
@@ -1695,7 +1899,9 @@
           </w:p>
         </w:tc>
         <w:tc>
-          <w:tcPr/>
+          <w:tcPr>
+            <w:tcW w:w="1773" w:type="dxa"/>
+          </w:tcPr>
           <w:p>
             <w:pPr>
               <w:pStyle w:val="Compact"/>
@@ -1709,7 +1915,9 @@
       </w:tr>
       <w:tr>
         <w:tc>
-          <w:tcPr/>
+          <w:tcPr>
+            <w:tcW w:w="4134" w:type="dxa"/>
+          </w:tcPr>
           <w:p>
             <w:pPr>
               <w:pStyle w:val="Compact"/>
@@ -1721,7 +1929,9 @@
           </w:p>
         </w:tc>
         <w:tc>
-          <w:tcPr/>
+          <w:tcPr>
+            <w:tcW w:w="1214" w:type="dxa"/>
+          </w:tcPr>
           <w:p>
             <w:pPr>
               <w:pStyle w:val="Compact"/>
@@ -1733,7 +1943,9 @@
           </w:p>
         </w:tc>
         <w:tc>
-          <w:tcPr/>
+          <w:tcPr>
+            <w:tcW w:w="890" w:type="dxa"/>
+          </w:tcPr>
           <w:p>
             <w:pPr>
               <w:pStyle w:val="Compact"/>
@@ -1745,7 +1957,9 @@
           </w:p>
         </w:tc>
         <w:tc>
-          <w:tcPr/>
+          <w:tcPr>
+            <w:tcW w:w="1346" w:type="dxa"/>
+          </w:tcPr>
           <w:p>
             <w:pPr>
               <w:pStyle w:val="Compact"/>
@@ -1757,7 +1971,9 @@
           </w:p>
         </w:tc>
         <w:tc>
-          <w:tcPr/>
+          <w:tcPr>
+            <w:tcW w:w="1773" w:type="dxa"/>
+          </w:tcPr>
           <w:p>
             <w:pPr>
               <w:pStyle w:val="Compact"/>
@@ -1853,21 +2069,24 @@
     <w:tbl>
       <w:tblPr>
         <w:tblStyle w:val="Table"/>
-        <w:tblW w:type="auto" w:w="0"/>
+        <w:tblW w:type="dxa" w:w="9360"/>
         <w:tblLook w:firstRow="1" w:lastRow="0" w:firstColumn="0" w:lastColumn="0" w:noHBand="0" w:noVBand="0" w:val="0020"/>
         <w:jc w:val="start"/>
+        <w:tblLayout w:type="fixed"/>
       </w:tblPr>
       <w:tblGrid>
-        <w:gridCol w:w="2640"/>
-        <w:gridCol w:w="2640"/>
-        <w:gridCol w:w="2640"/>
+        <w:gridCol w:w="1724"/>
+        <w:gridCol w:w="5641"/>
+        <w:gridCol w:w="1993"/>
       </w:tblGrid>
       <w:tr>
         <w:trPr>
           <w:tblHeader w:val="true"/>
         </w:trPr>
         <w:tc>
-          <w:tcPr/>
+          <w:tcPr>
+            <w:tcW w:w="1724" w:type="dxa"/>
+          </w:tcPr>
           <w:p>
             <w:pPr>
               <w:pStyle w:val="Compact"/>
@@ -1879,7 +2098,9 @@
           </w:p>
         </w:tc>
         <w:tc>
-          <w:tcPr/>
+          <w:tcPr>
+            <w:tcW w:w="5641" w:type="dxa"/>
+          </w:tcPr>
           <w:p>
             <w:pPr>
               <w:pStyle w:val="Compact"/>
@@ -1891,7 +2112,9 @@
           </w:p>
         </w:tc>
         <w:tc>
-          <w:tcPr/>
+          <w:tcPr>
+            <w:tcW w:w="1993" w:type="dxa"/>
+          </w:tcPr>
           <w:p>
             <w:pPr>
               <w:pStyle w:val="Compact"/>
@@ -1905,7 +2128,9 @@
       </w:tr>
       <w:tr>
         <w:tc>
-          <w:tcPr/>
+          <w:tcPr>
+            <w:tcW w:w="1724" w:type="dxa"/>
+          </w:tcPr>
           <w:p>
             <w:pPr>
               <w:pStyle w:val="Compact"/>
@@ -1917,7 +2142,9 @@
           </w:p>
         </w:tc>
         <w:tc>
-          <w:tcPr/>
+          <w:tcPr>
+            <w:tcW w:w="5641" w:type="dxa"/>
+          </w:tcPr>
           <w:p>
             <w:pPr>
               <w:pStyle w:val="Compact"/>
@@ -1929,7 +2156,9 @@
           </w:p>
         </w:tc>
         <w:tc>
-          <w:tcPr/>
+          <w:tcPr>
+            <w:tcW w:w="1993" w:type="dxa"/>
+          </w:tcPr>
           <w:p>
             <w:pPr>
               <w:pStyle w:val="Compact"/>
@@ -1943,7 +2172,9 @@
       </w:tr>
       <w:tr>
         <w:tc>
-          <w:tcPr/>
+          <w:tcPr>
+            <w:tcW w:w="1724" w:type="dxa"/>
+          </w:tcPr>
           <w:p>
             <w:pPr>
               <w:pStyle w:val="Compact"/>
@@ -1955,7 +2186,9 @@
           </w:p>
         </w:tc>
         <w:tc>
-          <w:tcPr/>
+          <w:tcPr>
+            <w:tcW w:w="5641" w:type="dxa"/>
+          </w:tcPr>
           <w:p>
             <w:pPr>
               <w:pStyle w:val="Compact"/>
@@ -1976,7 +2209,9 @@
           </w:p>
         </w:tc>
         <w:tc>
-          <w:tcPr/>
+          <w:tcPr>
+            <w:tcW w:w="1993" w:type="dxa"/>
+          </w:tcPr>
           <w:p>
             <w:pPr>
               <w:pStyle w:val="Compact"/>
@@ -2002,20 +2237,23 @@
     <w:tbl>
       <w:tblPr>
         <w:tblStyle w:val="Table"/>
-        <w:tblW w:type="auto" w:w="0"/>
+        <w:tblW w:type="dxa" w:w="9360"/>
         <w:tblLook w:firstRow="1" w:lastRow="0" w:firstColumn="0" w:lastColumn="0" w:noHBand="0" w:noVBand="0" w:val="0020"/>
         <w:jc w:val="start"/>
+        <w:tblLayout w:type="fixed"/>
       </w:tblPr>
       <w:tblGrid>
-        <w:gridCol w:w="3960"/>
-        <w:gridCol w:w="3960"/>
+        <w:gridCol w:w="4056"/>
+        <w:gridCol w:w="5303"/>
       </w:tblGrid>
       <w:tr>
         <w:trPr>
           <w:tblHeader w:val="true"/>
         </w:trPr>
         <w:tc>
-          <w:tcPr/>
+          <w:tcPr>
+            <w:tcW w:w="4056" w:type="dxa"/>
+          </w:tcPr>
           <w:p>
             <w:pPr>
               <w:pStyle w:val="Compact"/>
@@ -2027,7 +2265,9 @@
           </w:p>
         </w:tc>
         <w:tc>
-          <w:tcPr/>
+          <w:tcPr>
+            <w:tcW w:w="5303" w:type="dxa"/>
+          </w:tcPr>
           <w:p>
             <w:pPr>
               <w:pStyle w:val="Compact"/>
@@ -2041,7 +2281,9 @@
       </w:tr>
       <w:tr>
         <w:tc>
-          <w:tcPr/>
+          <w:tcPr>
+            <w:tcW w:w="4056" w:type="dxa"/>
+          </w:tcPr>
           <w:p>
             <w:pPr>
               <w:pStyle w:val="Compact"/>
@@ -2053,7 +2295,9 @@
           </w:p>
         </w:tc>
         <w:tc>
-          <w:tcPr/>
+          <w:tcPr>
+            <w:tcW w:w="5303" w:type="dxa"/>
+          </w:tcPr>
           <w:p>
             <w:pPr>
               <w:pStyle w:val="Compact"/>
@@ -2067,7 +2311,9 @@
       </w:tr>
       <w:tr>
         <w:tc>
-          <w:tcPr/>
+          <w:tcPr>
+            <w:tcW w:w="4056" w:type="dxa"/>
+          </w:tcPr>
           <w:p>
             <w:pPr>
               <w:pStyle w:val="Compact"/>
@@ -2079,7 +2325,9 @@
           </w:p>
         </w:tc>
         <w:tc>
-          <w:tcPr/>
+          <w:tcPr>
+            <w:tcW w:w="5303" w:type="dxa"/>
+          </w:tcPr>
           <w:p>
             <w:pPr>
               <w:pStyle w:val="Compact"/>
@@ -2093,7 +2341,9 @@
       </w:tr>
       <w:tr>
         <w:tc>
-          <w:tcPr/>
+          <w:tcPr>
+            <w:tcW w:w="4056" w:type="dxa"/>
+          </w:tcPr>
           <w:p>
             <w:pPr>
               <w:pStyle w:val="Compact"/>
@@ -2105,7 +2355,9 @@
           </w:p>
         </w:tc>
         <w:tc>
-          <w:tcPr/>
+          <w:tcPr>
+            <w:tcW w:w="5303" w:type="dxa"/>
+          </w:tcPr>
           <w:p>
             <w:pPr>
               <w:pStyle w:val="Compact"/>
@@ -2119,7 +2371,9 @@
       </w:tr>
       <w:tr>
         <w:tc>
-          <w:tcPr/>
+          <w:tcPr>
+            <w:tcW w:w="4056" w:type="dxa"/>
+          </w:tcPr>
           <w:p>
             <w:pPr>
               <w:pStyle w:val="Compact"/>
@@ -2131,7 +2385,9 @@
           </w:p>
         </w:tc>
         <w:tc>
-          <w:tcPr/>
+          <w:tcPr>
+            <w:tcW w:w="5303" w:type="dxa"/>
+          </w:tcPr>
           <w:p>
             <w:pPr>
               <w:pStyle w:val="Compact"/>
@@ -2154,7 +2410,9 @@
       </w:tr>
       <w:tr>
         <w:tc>
-          <w:tcPr/>
+          <w:tcPr>
+            <w:tcW w:w="4056" w:type="dxa"/>
+          </w:tcPr>
           <w:p>
             <w:pPr>
               <w:pStyle w:val="Compact"/>
@@ -2166,7 +2424,9 @@
           </w:p>
         </w:tc>
         <w:tc>
-          <w:tcPr/>
+          <w:tcPr>
+            <w:tcW w:w="5303" w:type="dxa"/>
+          </w:tcPr>
           <w:p>
             <w:pPr>
               <w:pStyle w:val="Compact"/>
@@ -2192,24 +2452,27 @@
     <w:tbl>
       <w:tblPr>
         <w:tblStyle w:val="Table"/>
-        <w:tblW w:type="auto" w:w="0"/>
+        <w:tblW w:type="dxa" w:w="9360"/>
         <w:tblLook w:firstRow="1" w:lastRow="0" w:firstColumn="0" w:lastColumn="0" w:noHBand="0" w:noVBand="0" w:val="0020"/>
         <w:jc w:val="start"/>
+        <w:tblLayout w:type="fixed"/>
       </w:tblPr>
       <w:tblGrid>
-        <w:gridCol w:w="1320"/>
-        <w:gridCol w:w="1320"/>
-        <w:gridCol w:w="1320"/>
-        <w:gridCol w:w="1320"/>
-        <w:gridCol w:w="1320"/>
-        <w:gridCol w:w="1320"/>
+        <w:gridCol w:w="1103"/>
+        <w:gridCol w:w="843"/>
+        <w:gridCol w:w="3214"/>
+        <w:gridCol w:w="1817"/>
+        <w:gridCol w:w="843"/>
+        <w:gridCol w:w="1536"/>
       </w:tblGrid>
       <w:tr>
         <w:trPr>
           <w:tblHeader w:val="true"/>
         </w:trPr>
         <w:tc>
-          <w:tcPr/>
+          <w:tcPr>
+            <w:tcW w:w="1103" w:type="dxa"/>
+          </w:tcPr>
           <w:p>
             <w:pPr>
               <w:pStyle w:val="Compact"/>
@@ -2221,7 +2484,9 @@
           </w:p>
         </w:tc>
         <w:tc>
-          <w:tcPr/>
+          <w:tcPr>
+            <w:tcW w:w="843" w:type="dxa"/>
+          </w:tcPr>
           <w:p>
             <w:pPr>
               <w:pStyle w:val="Compact"/>
@@ -2233,7 +2498,9 @@
           </w:p>
         </w:tc>
         <w:tc>
-          <w:tcPr/>
+          <w:tcPr>
+            <w:tcW w:w="3214" w:type="dxa"/>
+          </w:tcPr>
           <w:p>
             <w:pPr>
               <w:pStyle w:val="Compact"/>
@@ -2245,7 +2512,9 @@
           </w:p>
         </w:tc>
         <w:tc>
-          <w:tcPr/>
+          <w:tcPr>
+            <w:tcW w:w="1817" w:type="dxa"/>
+          </w:tcPr>
           <w:p>
             <w:pPr>
               <w:pStyle w:val="Compact"/>
@@ -2257,7 +2526,9 @@
           </w:p>
         </w:tc>
         <w:tc>
-          <w:tcPr/>
+          <w:tcPr>
+            <w:tcW w:w="843" w:type="dxa"/>
+          </w:tcPr>
           <w:p>
             <w:pPr>
               <w:pStyle w:val="Compact"/>
@@ -2269,7 +2540,9 @@
           </w:p>
         </w:tc>
         <w:tc>
-          <w:tcPr/>
+          <w:tcPr>
+            <w:tcW w:w="1536" w:type="dxa"/>
+          </w:tcPr>
           <w:p>
             <w:pPr>
               <w:pStyle w:val="Compact"/>
@@ -2283,7 +2556,9 @@
       </w:tr>
       <w:tr>
         <w:tc>
-          <w:tcPr/>
+          <w:tcPr>
+            <w:tcW w:w="1103" w:type="dxa"/>
+          </w:tcPr>
           <w:p>
             <w:pPr>
               <w:pStyle w:val="Compact"/>
@@ -2295,7 +2570,9 @@
           </w:p>
         </w:tc>
         <w:tc>
-          <w:tcPr/>
+          <w:tcPr>
+            <w:tcW w:w="843" w:type="dxa"/>
+          </w:tcPr>
           <w:p>
             <w:pPr>
               <w:pStyle w:val="Compact"/>
@@ -2307,7 +2584,9 @@
           </w:p>
         </w:tc>
         <w:tc>
-          <w:tcPr/>
+          <w:tcPr>
+            <w:tcW w:w="3214" w:type="dxa"/>
+          </w:tcPr>
           <w:p>
             <w:pPr>
               <w:pStyle w:val="Compact"/>
@@ -2319,7 +2598,9 @@
           </w:p>
         </w:tc>
         <w:tc>
-          <w:tcPr/>
+          <w:tcPr>
+            <w:tcW w:w="1817" w:type="dxa"/>
+          </w:tcPr>
           <w:p>
             <w:pPr>
               <w:pStyle w:val="Compact"/>
@@ -2331,7 +2612,9 @@
           </w:p>
         </w:tc>
         <w:tc>
-          <w:tcPr/>
+          <w:tcPr>
+            <w:tcW w:w="843" w:type="dxa"/>
+          </w:tcPr>
           <w:p>
             <w:pPr>
               <w:pStyle w:val="Compact"/>
@@ -2343,7 +2626,9 @@
           </w:p>
         </w:tc>
         <w:tc>
-          <w:tcPr/>
+          <w:tcPr>
+            <w:tcW w:w="1536" w:type="dxa"/>
+          </w:tcPr>
           <w:p>
             <w:pPr>
               <w:pStyle w:val="Compact"/>
@@ -2369,23 +2654,26 @@
     <w:tbl>
       <w:tblPr>
         <w:tblStyle w:val="Table"/>
-        <w:tblW w:type="auto" w:w="0"/>
+        <w:tblW w:type="dxa" w:w="9360"/>
         <w:tblLook w:firstRow="1" w:lastRow="0" w:firstColumn="0" w:lastColumn="0" w:noHBand="0" w:noVBand="0" w:val="0020"/>
         <w:jc w:val="start"/>
+        <w:tblLayout w:type="fixed"/>
       </w:tblPr>
       <w:tblGrid>
-        <w:gridCol w:w="1584"/>
-        <w:gridCol w:w="1584"/>
-        <w:gridCol w:w="1584"/>
-        <w:gridCol w:w="1584"/>
-        <w:gridCol w:w="1584"/>
+        <w:gridCol w:w="1016"/>
+        <w:gridCol w:w="2709"/>
+        <w:gridCol w:w="2246"/>
+        <w:gridCol w:w="1354"/>
+        <w:gridCol w:w="2032"/>
       </w:tblGrid>
       <w:tr>
         <w:trPr>
           <w:tblHeader w:val="true"/>
         </w:trPr>
         <w:tc>
-          <w:tcPr/>
+          <w:tcPr>
+            <w:tcW w:w="1016" w:type="dxa"/>
+          </w:tcPr>
           <w:p>
             <w:pPr>
               <w:pStyle w:val="Compact"/>
@@ -2397,7 +2685,9 @@
           </w:p>
         </w:tc>
         <w:tc>
-          <w:tcPr/>
+          <w:tcPr>
+            <w:tcW w:w="2709" w:type="dxa"/>
+          </w:tcPr>
           <w:p>
             <w:pPr>
               <w:pStyle w:val="Compact"/>
@@ -2409,7 +2699,9 @@
           </w:p>
         </w:tc>
         <w:tc>
-          <w:tcPr/>
+          <w:tcPr>
+            <w:tcW w:w="2246" w:type="dxa"/>
+          </w:tcPr>
           <w:p>
             <w:pPr>
               <w:pStyle w:val="Compact"/>
@@ -2421,7 +2713,9 @@
           </w:p>
         </w:tc>
         <w:tc>
-          <w:tcPr/>
+          <w:tcPr>
+            <w:tcW w:w="1354" w:type="dxa"/>
+          </w:tcPr>
           <w:p>
             <w:pPr>
               <w:pStyle w:val="Compact"/>
@@ -2433,7 +2727,9 @@
           </w:p>
         </w:tc>
         <w:tc>
-          <w:tcPr/>
+          <w:tcPr>
+            <w:tcW w:w="2032" w:type="dxa"/>
+          </w:tcPr>
           <w:p>
             <w:pPr>
               <w:pStyle w:val="Compact"/>
@@ -2447,7 +2743,9 @@
       </w:tr>
       <w:tr>
         <w:tc>
-          <w:tcPr/>
+          <w:tcPr>
+            <w:tcW w:w="1016" w:type="dxa"/>
+          </w:tcPr>
           <w:p>
             <w:pPr>
               <w:pStyle w:val="Compact"/>
@@ -2459,7 +2757,9 @@
           </w:p>
         </w:tc>
         <w:tc>
-          <w:tcPr/>
+          <w:tcPr>
+            <w:tcW w:w="2709" w:type="dxa"/>
+          </w:tcPr>
           <w:p>
             <w:pPr>
               <w:pStyle w:val="Compact"/>
@@ -2471,7 +2771,9 @@
           </w:p>
         </w:tc>
         <w:tc>
-          <w:tcPr/>
+          <w:tcPr>
+            <w:tcW w:w="2246" w:type="dxa"/>
+          </w:tcPr>
           <w:p>
             <w:pPr>
               <w:pStyle w:val="Compact"/>
@@ -2483,7 +2785,9 @@
           </w:p>
         </w:tc>
         <w:tc>
-          <w:tcPr/>
+          <w:tcPr>
+            <w:tcW w:w="1354" w:type="dxa"/>
+          </w:tcPr>
           <w:p>
             <w:pPr>
               <w:pStyle w:val="Compact"/>
@@ -2495,7 +2799,9 @@
           </w:p>
         </w:tc>
         <w:tc>
-          <w:tcPr/>
+          <w:tcPr>
+            <w:tcW w:w="2032" w:type="dxa"/>
+          </w:tcPr>
           <w:p>
             <w:pPr>
               <w:pStyle w:val="Compact"/>
@@ -2522,21 +2828,24 @@
     <w:tbl>
       <w:tblPr>
         <w:tblStyle w:val="Table"/>
-        <w:tblW w:type="auto" w:w="0"/>
+        <w:tblW w:type="dxa" w:w="9360"/>
         <w:tblLook w:firstRow="1" w:lastRow="0" w:firstColumn="0" w:lastColumn="0" w:noHBand="0" w:noVBand="0" w:val="0020"/>
         <w:jc w:val="start"/>
+        <w:tblLayout w:type="fixed"/>
       </w:tblPr>
       <w:tblGrid>
-        <w:gridCol w:w="2640"/>
-        <w:gridCol w:w="2640"/>
-        <w:gridCol w:w="2640"/>
+        <w:gridCol w:w="885"/>
+        <w:gridCol w:w="3720"/>
+        <w:gridCol w:w="4754"/>
       </w:tblGrid>
       <w:tr>
         <w:trPr>
           <w:tblHeader w:val="true"/>
         </w:trPr>
         <w:tc>
-          <w:tcPr/>
+          <w:tcPr>
+            <w:tcW w:w="885" w:type="dxa"/>
+          </w:tcPr>
           <w:p>
             <w:pPr>
               <w:pStyle w:val="Compact"/>
@@ -2548,7 +2857,9 @@
           </w:p>
         </w:tc>
         <w:tc>
-          <w:tcPr/>
+          <w:tcPr>
+            <w:tcW w:w="3720" w:type="dxa"/>
+          </w:tcPr>
           <w:p>
             <w:pPr>
               <w:pStyle w:val="Compact"/>
@@ -2560,7 +2871,9 @@
           </w:p>
         </w:tc>
         <w:tc>
-          <w:tcPr/>
+          <w:tcPr>
+            <w:tcW w:w="4754" w:type="dxa"/>
+          </w:tcPr>
           <w:p>
             <w:pPr>
               <w:pStyle w:val="Compact"/>
@@ -2574,7 +2887,9 @@
       </w:tr>
       <w:tr>
         <w:tc>
-          <w:tcPr/>
+          <w:tcPr>
+            <w:tcW w:w="885" w:type="dxa"/>
+          </w:tcPr>
           <w:p>
             <w:pPr>
               <w:pStyle w:val="Compact"/>
@@ -2586,7 +2901,9 @@
           </w:p>
         </w:tc>
         <w:tc>
-          <w:tcPr/>
+          <w:tcPr>
+            <w:tcW w:w="3720" w:type="dxa"/>
+          </w:tcPr>
           <w:p>
             <w:pPr>
               <w:pStyle w:val="Compact"/>
@@ -2610,7 +2927,9 @@
           </w:p>
         </w:tc>
         <w:tc>
-          <w:tcPr/>
+          <w:tcPr>
+            <w:tcW w:w="4754" w:type="dxa"/>
+          </w:tcPr>
           <w:p>
             <w:pPr>
               <w:pStyle w:val="Compact"/>
@@ -2624,7 +2943,9 @@
       </w:tr>
       <w:tr>
         <w:tc>
-          <w:tcPr/>
+          <w:tcPr>
+            <w:tcW w:w="885" w:type="dxa"/>
+          </w:tcPr>
           <w:p>
             <w:pPr>
               <w:pStyle w:val="Compact"/>
@@ -2636,7 +2957,9 @@
           </w:p>
         </w:tc>
         <w:tc>
-          <w:tcPr/>
+          <w:tcPr>
+            <w:tcW w:w="3720" w:type="dxa"/>
+          </w:tcPr>
           <w:p>
             <w:pPr>
               <w:pStyle w:val="Compact"/>
@@ -2648,7 +2971,9 @@
           </w:p>
         </w:tc>
         <w:tc>
-          <w:tcPr/>
+          <w:tcPr>
+            <w:tcW w:w="4754" w:type="dxa"/>
+          </w:tcPr>
           <w:p>
             <w:pPr>
               <w:pStyle w:val="Compact"/>
@@ -2662,7 +2987,9 @@
       </w:tr>
       <w:tr>
         <w:tc>
-          <w:tcPr/>
+          <w:tcPr>
+            <w:tcW w:w="885" w:type="dxa"/>
+          </w:tcPr>
           <w:p>
             <w:pPr>
               <w:pStyle w:val="Compact"/>
@@ -2674,7 +3001,9 @@
           </w:p>
         </w:tc>
         <w:tc>
-          <w:tcPr/>
+          <w:tcPr>
+            <w:tcW w:w="3720" w:type="dxa"/>
+          </w:tcPr>
           <w:p>
             <w:pPr>
               <w:pStyle w:val="Compact"/>
@@ -2686,7 +3015,9 @@
           </w:p>
         </w:tc>
         <w:tc>
-          <w:tcPr/>
+          <w:tcPr>
+            <w:tcW w:w="4754" w:type="dxa"/>
+          </w:tcPr>
           <w:p>
             <w:pPr>
               <w:pStyle w:val="Compact"/>
@@ -2700,7 +3031,9 @@
       </w:tr>
       <w:tr>
         <w:tc>
-          <w:tcPr/>
+          <w:tcPr>
+            <w:tcW w:w="885" w:type="dxa"/>
+          </w:tcPr>
           <w:p>
             <w:pPr>
               <w:pStyle w:val="Compact"/>
@@ -2712,7 +3045,9 @@
           </w:p>
         </w:tc>
         <w:tc>
-          <w:tcPr/>
+          <w:tcPr>
+            <w:tcW w:w="3720" w:type="dxa"/>
+          </w:tcPr>
           <w:p>
             <w:pPr>
               <w:pStyle w:val="Compact"/>
@@ -2724,7 +3059,9 @@
           </w:p>
         </w:tc>
         <w:tc>
-          <w:tcPr/>
+          <w:tcPr>
+            <w:tcW w:w="4754" w:type="dxa"/>
+          </w:tcPr>
           <w:p>
             <w:pPr>
               <w:pStyle w:val="Compact"/>

--- a/dist/docs/templates/knowledge/tool-doc.docx
+++ b/dist/docs/templates/knowledge/tool-doc.docx
@@ -16,7 +16,7 @@
         <w:pStyle w:val="FirstParagraph"/>
       </w:pPr>
       <w:r>
-        <w:t xml:space="preserve">Last updated: 2026-10-08 · Owner: BSA Manager</w:t>
+        <w:t xml:space="preserve">Last updated: 2026-10-17 · Owner: BSA Manager</w:t>
       </w:r>
     </w:p>
     <w:p>
@@ -82,7 +82,7 @@
         <w:t xml:space="preserve"> </w:t>
       </w:r>
       <w:r>
-        <w:t xml:space="preserve">Tool Inventory row in W2; candidate tool walkthrough in W4; doc for your owned tool started in W6 and complete by day 60 (A60-7, B60-7); second tool doc by day 90 (A90-7, B90-7). Update it with every change request (</w:t>
+        <w:t xml:space="preserve">Tool Inventory row in W2; candidate tool walkthrough in W4; doc for your owned tool started in W6 (its platform path after the W6 server lab) and complete by day 60 (A60-4, A60-7, B60-4, B60-7); second tool doc by day 90 (A90-7, B90-7). Update it with every change request (</w:t>
       </w:r>
       <w:r>
         <w:rPr>
@@ -312,6 +312,61 @@
       </w:r>
       <w:r>
         <w:t xml:space="preserve">No passwords, keys, connection strings with credentials, or personal data. Say where credentials are managed ([COMPANY: credential store or service account owner]).</w:t>
+      </w:r>
+    </w:p>
+    <w:p>
+      <w:pPr>
+        <w:numPr>
+          <w:ilvl w:val="0"/>
+          <w:numId w:val="1002"/>
+        </w:numPr>
+        <w:pStyle w:val="Compact"/>
+      </w:pPr>
+      <w:r>
+        <w:rPr>
+          <w:bCs/>
+          <w:b/>
+        </w:rPr>
+        <w:t xml:space="preserve">Trace the platform path</w:t>
+      </w:r>
+      <w:r>
+        <w:t xml:space="preserve"> </w:t>
+      </w:r>
+      <w:r>
+        <w:t xml:space="preserve">(Section 5): the database objects the tool reads and writes, its connections, the account it runs as, its schedule and its server location. Start from the tool's row in the filled data platform map ([COMPANY: location of the filled data platform map]; template</w:t>
+      </w:r>
+      <w:r>
+        <w:t xml:space="preserve"> </w:t>
+      </w:r>
+      <w:r>
+        <w:rPr>
+          <w:rStyle w:val="VerbatimChar"/>
+        </w:rPr>
+        <w:t xml:space="preserve">docs/templates/knowledge/data-platform-map.md</w:t>
+      </w:r>
+      <w:r>
+        <w:t xml:space="preserve">) and check it in the W5 Power Platform lab or the W6 server lab (</w:t>
+      </w:r>
+      <w:r>
+        <w:rPr>
+          <w:rStyle w:val="VerbatimChar"/>
+        </w:rPr>
+        <w:t xml:space="preserve">docs/primers/data-platform-primer.md</w:t>
+      </w:r>
+      <w:r>
+        <w:t xml:space="preserve"> </w:t>
+      </w:r>
+      <w:r>
+        <w:t xml:space="preserve">Part 2 and Part 10). It is part of the day-60 owned-tool evidence (</w:t>
+      </w:r>
+      <w:r>
+        <w:rPr>
+          <w:rStyle w:val="VerbatimChar"/>
+        </w:rPr>
+        <w:t xml:space="preserve">docs/01-30-60-90-plan.md</w:t>
+      </w:r>
+      <w:r>
+        <w:t xml:space="preserve">, "owns one tool").</w:t>
       </w:r>
     </w:p>
     <w:bookmarkEnd w:id="20"/>
@@ -342,9 +397,9 @@
         <w:tblLayout w:type="fixed"/>
       </w:tblPr>
       <w:tblGrid>
-        <w:gridCol w:w="1150"/>
-        <w:gridCol w:w="3902"/>
-        <w:gridCol w:w="4307"/>
+        <w:gridCol w:w="1495"/>
+        <w:gridCol w:w="3738"/>
+        <w:gridCol w:w="4126"/>
       </w:tblGrid>
       <w:tr>
         <w:trPr>
@@ -352,7 +407,7 @@
         </w:trPr>
         <w:tc>
           <w:tcPr>
-            <w:tcW w:w="1150" w:type="dxa"/>
+            <w:tcW w:w="1495" w:type="dxa"/>
           </w:tcPr>
           <w:p>
             <w:pPr>
@@ -366,7 +421,7 @@
         </w:tc>
         <w:tc>
           <w:tcPr>
-            <w:tcW w:w="3902" w:type="dxa"/>
+            <w:tcW w:w="3738" w:type="dxa"/>
           </w:tcPr>
           <w:p>
             <w:pPr>
@@ -380,7 +435,7 @@
         </w:tc>
         <w:tc>
           <w:tcPr>
-            <w:tcW w:w="4307" w:type="dxa"/>
+            <w:tcW w:w="4126" w:type="dxa"/>
           </w:tcPr>
           <w:p>
             <w:pPr>
@@ -396,7 +451,7 @@
       <w:tr>
         <w:tc>
           <w:tcPr>
-            <w:tcW w:w="1150" w:type="dxa"/>
+            <w:tcW w:w="1495" w:type="dxa"/>
           </w:tcPr>
           <w:p>
             <w:pPr>
@@ -410,7 +465,7 @@
         </w:tc>
         <w:tc>
           <w:tcPr>
-            <w:tcW w:w="3902" w:type="dxa"/>
+            <w:tcW w:w="3738" w:type="dxa"/>
           </w:tcPr>
           <w:p>
             <w:pPr>
@@ -424,7 +479,7 @@
         </w:tc>
         <w:tc>
           <w:tcPr>
-            <w:tcW w:w="4307" w:type="dxa"/>
+            <w:tcW w:w="4126" w:type="dxa"/>
           </w:tcPr>
           <w:p>
             <w:pPr>
@@ -440,7 +495,7 @@
       <w:tr>
         <w:tc>
           <w:tcPr>
-            <w:tcW w:w="1150" w:type="dxa"/>
+            <w:tcW w:w="1495" w:type="dxa"/>
           </w:tcPr>
           <w:p>
             <w:pPr>
@@ -454,7 +509,7 @@
         </w:tc>
         <w:tc>
           <w:tcPr>
-            <w:tcW w:w="3902" w:type="dxa"/>
+            <w:tcW w:w="3738" w:type="dxa"/>
           </w:tcPr>
           <w:p>
             <w:pPr>
@@ -468,7 +523,7 @@
         </w:tc>
         <w:tc>
           <w:tcPr>
-            <w:tcW w:w="4307" w:type="dxa"/>
+            <w:tcW w:w="4126" w:type="dxa"/>
           </w:tcPr>
           <w:p>
             <w:pPr>
@@ -484,7 +539,7 @@
       <w:tr>
         <w:tc>
           <w:tcPr>
-            <w:tcW w:w="1150" w:type="dxa"/>
+            <w:tcW w:w="1495" w:type="dxa"/>
           </w:tcPr>
           <w:p>
             <w:pPr>
@@ -498,7 +553,7 @@
         </w:tc>
         <w:tc>
           <w:tcPr>
-            <w:tcW w:w="3902" w:type="dxa"/>
+            <w:tcW w:w="3738" w:type="dxa"/>
           </w:tcPr>
           <w:p>
             <w:pPr>
@@ -512,7 +567,7 @@
         </w:tc>
         <w:tc>
           <w:tcPr>
-            <w:tcW w:w="4307" w:type="dxa"/>
+            <w:tcW w:w="4126" w:type="dxa"/>
           </w:tcPr>
           <w:p>
             <w:pPr>
@@ -528,7 +583,7 @@
       <w:tr>
         <w:tc>
           <w:tcPr>
-            <w:tcW w:w="1150" w:type="dxa"/>
+            <w:tcW w:w="1495" w:type="dxa"/>
           </w:tcPr>
           <w:p>
             <w:pPr>
@@ -542,7 +597,7 @@
         </w:tc>
         <w:tc>
           <w:tcPr>
-            <w:tcW w:w="3902" w:type="dxa"/>
+            <w:tcW w:w="3738" w:type="dxa"/>
           </w:tcPr>
           <w:p>
             <w:pPr>
@@ -556,7 +611,7 @@
         </w:tc>
         <w:tc>
           <w:tcPr>
-            <w:tcW w:w="4307" w:type="dxa"/>
+            <w:tcW w:w="4126" w:type="dxa"/>
           </w:tcPr>
           <w:p>
             <w:pPr>
@@ -572,7 +627,7 @@
       <w:tr>
         <w:tc>
           <w:tcPr>
-            <w:tcW w:w="1150" w:type="dxa"/>
+            <w:tcW w:w="1495" w:type="dxa"/>
           </w:tcPr>
           <w:p>
             <w:pPr>
@@ -586,7 +641,7 @@
         </w:tc>
         <w:tc>
           <w:tcPr>
-            <w:tcW w:w="3902" w:type="dxa"/>
+            <w:tcW w:w="3738" w:type="dxa"/>
           </w:tcPr>
           <w:p>
             <w:pPr>
@@ -600,7 +655,7 @@
         </w:tc>
         <w:tc>
           <w:tcPr>
-            <w:tcW w:w="4307" w:type="dxa"/>
+            <w:tcW w:w="4126" w:type="dxa"/>
           </w:tcPr>
           <w:p>
             <w:pPr>
@@ -616,7 +671,7 @@
       <w:tr>
         <w:tc>
           <w:tcPr>
-            <w:tcW w:w="1150" w:type="dxa"/>
+            <w:tcW w:w="1495" w:type="dxa"/>
           </w:tcPr>
           <w:p>
             <w:pPr>
@@ -630,7 +685,7 @@
         </w:tc>
         <w:tc>
           <w:tcPr>
-            <w:tcW w:w="3902" w:type="dxa"/>
+            <w:tcW w:w="3738" w:type="dxa"/>
           </w:tcPr>
           <w:p>
             <w:pPr>
@@ -644,7 +699,7 @@
         </w:tc>
         <w:tc>
           <w:tcPr>
-            <w:tcW w:w="4307" w:type="dxa"/>
+            <w:tcW w:w="4126" w:type="dxa"/>
           </w:tcPr>
           <w:p>
             <w:pPr>
@@ -660,7 +715,7 @@
       <w:tr>
         <w:tc>
           <w:tcPr>
-            <w:tcW w:w="1150" w:type="dxa"/>
+            <w:tcW w:w="1495" w:type="dxa"/>
           </w:tcPr>
           <w:p>
             <w:pPr>
@@ -674,7 +729,7 @@
         </w:tc>
         <w:tc>
           <w:tcPr>
-            <w:tcW w:w="3902" w:type="dxa"/>
+            <w:tcW w:w="3738" w:type="dxa"/>
           </w:tcPr>
           <w:p>
             <w:pPr>
@@ -688,7 +743,7 @@
         </w:tc>
         <w:tc>
           <w:tcPr>
-            <w:tcW w:w="4307" w:type="dxa"/>
+            <w:tcW w:w="4126" w:type="dxa"/>
           </w:tcPr>
           <w:p>
             <w:pPr>
@@ -704,7 +759,7 @@
       <w:tr>
         <w:tc>
           <w:tcPr>
-            <w:tcW w:w="1150" w:type="dxa"/>
+            <w:tcW w:w="1495" w:type="dxa"/>
           </w:tcPr>
           <w:p>
             <w:pPr>
@@ -718,7 +773,7 @@
         </w:tc>
         <w:tc>
           <w:tcPr>
-            <w:tcW w:w="3902" w:type="dxa"/>
+            <w:tcW w:w="3738" w:type="dxa"/>
           </w:tcPr>
           <w:p>
             <w:pPr>
@@ -732,7 +787,7 @@
         </w:tc>
         <w:tc>
           <w:tcPr>
-            <w:tcW w:w="4307" w:type="dxa"/>
+            <w:tcW w:w="4126" w:type="dxa"/>
           </w:tcPr>
           <w:p>
             <w:pPr>
@@ -748,7 +803,7 @@
       <w:tr>
         <w:tc>
           <w:tcPr>
-            <w:tcW w:w="1150" w:type="dxa"/>
+            <w:tcW w:w="1495" w:type="dxa"/>
           </w:tcPr>
           <w:p>
             <w:pPr>
@@ -762,7 +817,7 @@
         </w:tc>
         <w:tc>
           <w:tcPr>
-            <w:tcW w:w="3902" w:type="dxa"/>
+            <w:tcW w:w="3738" w:type="dxa"/>
           </w:tcPr>
           <w:p>
             <w:pPr>
@@ -776,7 +831,7 @@
         </w:tc>
         <w:tc>
           <w:tcPr>
-            <w:tcW w:w="4307" w:type="dxa"/>
+            <w:tcW w:w="4126" w:type="dxa"/>
           </w:tcPr>
           <w:p>
             <w:pPr>
@@ -792,7 +847,7 @@
       <w:tr>
         <w:tc>
           <w:tcPr>
-            <w:tcW w:w="1150" w:type="dxa"/>
+            <w:tcW w:w="1495" w:type="dxa"/>
           </w:tcPr>
           <w:p>
             <w:pPr>
@@ -806,7 +861,7 @@
         </w:tc>
         <w:tc>
           <w:tcPr>
-            <w:tcW w:w="3902" w:type="dxa"/>
+            <w:tcW w:w="3738" w:type="dxa"/>
           </w:tcPr>
           <w:p>
             <w:pPr>
@@ -820,7 +875,7 @@
         </w:tc>
         <w:tc>
           <w:tcPr>
-            <w:tcW w:w="4307" w:type="dxa"/>
+            <w:tcW w:w="4126" w:type="dxa"/>
           </w:tcPr>
           <w:p>
             <w:pPr>
@@ -836,7 +891,7 @@
       <w:tr>
         <w:tc>
           <w:tcPr>
-            <w:tcW w:w="1150" w:type="dxa"/>
+            <w:tcW w:w="1495" w:type="dxa"/>
           </w:tcPr>
           <w:p>
             <w:pPr>
@@ -850,7 +905,7 @@
         </w:tc>
         <w:tc>
           <w:tcPr>
-            <w:tcW w:w="3902" w:type="dxa"/>
+            <w:tcW w:w="3738" w:type="dxa"/>
           </w:tcPr>
           <w:p>
             <w:pPr>
@@ -864,7 +919,7 @@
         </w:tc>
         <w:tc>
           <w:tcPr>
-            <w:tcW w:w="4307" w:type="dxa"/>
+            <w:tcW w:w="4126" w:type="dxa"/>
           </w:tcPr>
           <w:p>
             <w:pPr>
@@ -897,8 +952,8 @@
         <w:tblLayout w:type="fixed"/>
       </w:tblPr>
       <w:tblGrid>
-        <w:gridCol w:w="2008"/>
-        <w:gridCol w:w="7351"/>
+        <w:gridCol w:w="2733"/>
+        <w:gridCol w:w="6626"/>
       </w:tblGrid>
       <w:tr>
         <w:trPr>
@@ -906,7 +961,7 @@
         </w:trPr>
         <w:tc>
           <w:tcPr>
-            <w:tcW w:w="2008" w:type="dxa"/>
+            <w:tcW w:w="2733" w:type="dxa"/>
           </w:tcPr>
           <w:p>
             <w:pPr>
@@ -920,7 +975,7 @@
         </w:tc>
         <w:tc>
           <w:tcPr>
-            <w:tcW w:w="7351" w:type="dxa"/>
+            <w:tcW w:w="6626" w:type="dxa"/>
           </w:tcPr>
           <w:p>
             <w:pPr>
@@ -936,7 +991,7 @@
       <w:tr>
         <w:tc>
           <w:tcPr>
-            <w:tcW w:w="2008" w:type="dxa"/>
+            <w:tcW w:w="2733" w:type="dxa"/>
           </w:tcPr>
           <w:p>
             <w:pPr>
@@ -950,7 +1005,7 @@
         </w:tc>
         <w:tc>
           <w:tcPr>
-            <w:tcW w:w="7351" w:type="dxa"/>
+            <w:tcW w:w="6626" w:type="dxa"/>
           </w:tcPr>
           <w:p>
             <w:pPr>
@@ -966,7 +1021,7 @@
       <w:tr>
         <w:tc>
           <w:tcPr>
-            <w:tcW w:w="2008" w:type="dxa"/>
+            <w:tcW w:w="2733" w:type="dxa"/>
           </w:tcPr>
           <w:p>
             <w:pPr>
@@ -980,7 +1035,7 @@
         </w:tc>
         <w:tc>
           <w:tcPr>
-            <w:tcW w:w="7351" w:type="dxa"/>
+            <w:tcW w:w="6626" w:type="dxa"/>
           </w:tcPr>
           <w:p>
             <w:pPr>
@@ -996,7 +1051,7 @@
       <w:tr>
         <w:tc>
           <w:tcPr>
-            <w:tcW w:w="2008" w:type="dxa"/>
+            <w:tcW w:w="2733" w:type="dxa"/>
           </w:tcPr>
           <w:p>
             <w:pPr>
@@ -1010,7 +1065,7 @@
         </w:tc>
         <w:tc>
           <w:tcPr>
-            <w:tcW w:w="7351" w:type="dxa"/>
+            <w:tcW w:w="6626" w:type="dxa"/>
           </w:tcPr>
           <w:p>
             <w:pPr>
@@ -1026,29 +1081,29 @@
       <w:tr>
         <w:tc>
           <w:tcPr>
-            <w:tcW w:w="2008" w:type="dxa"/>
-          </w:tcPr>
-          <w:p>
-            <w:pPr>
-              <w:pStyle w:val="Compact"/>
-              <w:jc w:val="left"/>
-            </w:pPr>
-            <w:r>
-              <w:t xml:space="preserve">Who starts it</w:t>
-            </w:r>
-          </w:p>
-        </w:tc>
-        <w:tc>
-          <w:tcPr>
-            <w:tcW w:w="7351" w:type="dxa"/>
-          </w:tcPr>
-          <w:p>
-            <w:pPr>
-              <w:pStyle w:val="Compact"/>
-              <w:jc w:val="left"/>
-            </w:pPr>
-            <w:r>
-              <w:t xml:space="preserve">[Role; service account if scheduled]</w:t>
+            <w:tcW w:w="2733" w:type="dxa"/>
+          </w:tcPr>
+          <w:p>
+            <w:pPr>
+              <w:pStyle w:val="Compact"/>
+              <w:jc w:val="left"/>
+            </w:pPr>
+            <w:r>
+              <w:t xml:space="preserve">Who starts it, and the account it runs as</w:t>
+            </w:r>
+          </w:p>
+        </w:tc>
+        <w:tc>
+          <w:tcPr>
+            <w:tcW w:w="6626" w:type="dxa"/>
+          </w:tcPr>
+          <w:p>
+            <w:pPr>
+              <w:pStyle w:val="Compact"/>
+              <w:jc w:val="left"/>
+            </w:pPr>
+            <w:r>
+              <w:t xml:space="preserve">[Role; for a scheduled run, the account it runs as (the service account, a gMSA or a person), never the password]</w:t>
             </w:r>
           </w:p>
         </w:tc>
@@ -1056,7 +1111,7 @@
       <w:tr>
         <w:tc>
           <w:tcPr>
-            <w:tcW w:w="2008" w:type="dxa"/>
+            <w:tcW w:w="2733" w:type="dxa"/>
           </w:tcPr>
           <w:p>
             <w:pPr>
@@ -1070,7 +1125,7 @@
         </w:tc>
         <w:tc>
           <w:tcPr>
-            <w:tcW w:w="7351" w:type="dxa"/>
+            <w:tcW w:w="6626" w:type="dxa"/>
           </w:tcPr>
           <w:p>
             <w:pPr>
@@ -1103,11 +1158,11 @@
         <w:tblLayout w:type="fixed"/>
       </w:tblPr>
       <w:tblGrid>
-        <w:gridCol w:w="1515"/>
-        <w:gridCol w:w="2305"/>
-        <w:gridCol w:w="1251"/>
-        <w:gridCol w:w="1685"/>
-        <w:gridCol w:w="2601"/>
+        <w:gridCol w:w="1955"/>
+        <w:gridCol w:w="2176"/>
+        <w:gridCol w:w="1181"/>
+        <w:gridCol w:w="1590"/>
+        <w:gridCol w:w="2455"/>
       </w:tblGrid>
       <w:tr>
         <w:trPr>
@@ -1115,7 +1170,7 @@
         </w:trPr>
         <w:tc>
           <w:tcPr>
-            <w:tcW w:w="1515" w:type="dxa"/>
+            <w:tcW w:w="1955" w:type="dxa"/>
           </w:tcPr>
           <w:p>
             <w:pPr>
@@ -1129,7 +1184,7 @@
         </w:tc>
         <w:tc>
           <w:tcPr>
-            <w:tcW w:w="2305" w:type="dxa"/>
+            <w:tcW w:w="2176" w:type="dxa"/>
           </w:tcPr>
           <w:p>
             <w:pPr>
@@ -1143,7 +1198,7 @@
         </w:tc>
         <w:tc>
           <w:tcPr>
-            <w:tcW w:w="1251" w:type="dxa"/>
+            <w:tcW w:w="1181" w:type="dxa"/>
           </w:tcPr>
           <w:p>
             <w:pPr>
@@ -1157,7 +1212,7 @@
         </w:tc>
         <w:tc>
           <w:tcPr>
-            <w:tcW w:w="1685" w:type="dxa"/>
+            <w:tcW w:w="1590" w:type="dxa"/>
           </w:tcPr>
           <w:p>
             <w:pPr>
@@ -1171,7 +1226,7 @@
         </w:tc>
         <w:tc>
           <w:tcPr>
-            <w:tcW w:w="2601" w:type="dxa"/>
+            <w:tcW w:w="2455" w:type="dxa"/>
           </w:tcPr>
           <w:p>
             <w:pPr>
@@ -1187,7 +1242,7 @@
       <w:tr>
         <w:tc>
           <w:tcPr>
-            <w:tcW w:w="1515" w:type="dxa"/>
+            <w:tcW w:w="1955" w:type="dxa"/>
           </w:tcPr>
           <w:p>
             <w:pPr>
@@ -1201,7 +1256,7 @@
         </w:tc>
         <w:tc>
           <w:tcPr>
-            <w:tcW w:w="2305" w:type="dxa"/>
+            <w:tcW w:w="2176" w:type="dxa"/>
           </w:tcPr>
           <w:p>
             <w:pPr>
@@ -1215,7 +1270,7 @@
         </w:tc>
         <w:tc>
           <w:tcPr>
-            <w:tcW w:w="1251" w:type="dxa"/>
+            <w:tcW w:w="1181" w:type="dxa"/>
           </w:tcPr>
           <w:p>
             <w:pPr>
@@ -1229,7 +1284,7 @@
         </w:tc>
         <w:tc>
           <w:tcPr>
-            <w:tcW w:w="1685" w:type="dxa"/>
+            <w:tcW w:w="1590" w:type="dxa"/>
           </w:tcPr>
           <w:p>
             <w:pPr>
@@ -1243,7 +1298,7 @@
         </w:tc>
         <w:tc>
           <w:tcPr>
-            <w:tcW w:w="2601" w:type="dxa"/>
+            <w:tcW w:w="2455" w:type="dxa"/>
           </w:tcPr>
           <w:p>
             <w:pPr>
@@ -1276,11 +1331,11 @@
         <w:tblLayout w:type="fixed"/>
       </w:tblPr>
       <w:tblGrid>
-        <w:gridCol w:w="894"/>
-        <w:gridCol w:w="2933"/>
-        <w:gridCol w:w="1425"/>
-        <w:gridCol w:w="1395"/>
-        <w:gridCol w:w="2710"/>
+        <w:gridCol w:w="1035"/>
+        <w:gridCol w:w="2885"/>
+        <w:gridCol w:w="1401"/>
+        <w:gridCol w:w="1372"/>
+        <w:gridCol w:w="2665"/>
       </w:tblGrid>
       <w:tr>
         <w:trPr>
@@ -1288,7 +1343,7 @@
         </w:trPr>
         <w:tc>
           <w:tcPr>
-            <w:tcW w:w="894" w:type="dxa"/>
+            <w:tcW w:w="1035" w:type="dxa"/>
           </w:tcPr>
           <w:p>
             <w:pPr>
@@ -1302,7 +1357,7 @@
         </w:tc>
         <w:tc>
           <w:tcPr>
-            <w:tcW w:w="2933" w:type="dxa"/>
+            <w:tcW w:w="2885" w:type="dxa"/>
           </w:tcPr>
           <w:p>
             <w:pPr>
@@ -1316,7 +1371,7 @@
         </w:tc>
         <w:tc>
           <w:tcPr>
-            <w:tcW w:w="1425" w:type="dxa"/>
+            <w:tcW w:w="1401" w:type="dxa"/>
           </w:tcPr>
           <w:p>
             <w:pPr>
@@ -1330,7 +1385,7 @@
         </w:tc>
         <w:tc>
           <w:tcPr>
-            <w:tcW w:w="1395" w:type="dxa"/>
+            <w:tcW w:w="1372" w:type="dxa"/>
           </w:tcPr>
           <w:p>
             <w:pPr>
@@ -1344,7 +1399,7 @@
         </w:tc>
         <w:tc>
           <w:tcPr>
-            <w:tcW w:w="2710" w:type="dxa"/>
+            <w:tcW w:w="2665" w:type="dxa"/>
           </w:tcPr>
           <w:p>
             <w:pPr>
@@ -1360,7 +1415,7 @@
       <w:tr>
         <w:tc>
           <w:tcPr>
-            <w:tcW w:w="894" w:type="dxa"/>
+            <w:tcW w:w="1035" w:type="dxa"/>
           </w:tcPr>
           <w:p>
             <w:pPr>
@@ -1374,7 +1429,7 @@
         </w:tc>
         <w:tc>
           <w:tcPr>
-            <w:tcW w:w="2933" w:type="dxa"/>
+            <w:tcW w:w="2885" w:type="dxa"/>
           </w:tcPr>
           <w:p>
             <w:pPr>
@@ -1388,7 +1443,7 @@
         </w:tc>
         <w:tc>
           <w:tcPr>
-            <w:tcW w:w="1425" w:type="dxa"/>
+            <w:tcW w:w="1401" w:type="dxa"/>
           </w:tcPr>
           <w:p>
             <w:pPr>
@@ -1402,7 +1457,7 @@
         </w:tc>
         <w:tc>
           <w:tcPr>
-            <w:tcW w:w="1395" w:type="dxa"/>
+            <w:tcW w:w="1372" w:type="dxa"/>
           </w:tcPr>
           <w:p>
             <w:pPr>
@@ -1416,7 +1471,7 @@
         </w:tc>
         <w:tc>
           <w:tcPr>
-            <w:tcW w:w="2710" w:type="dxa"/>
+            <w:tcW w:w="2665" w:type="dxa"/>
           </w:tcPr>
           <w:p>
             <w:pPr>
@@ -1431,13 +1486,13 @@
       </w:tr>
     </w:tbl>
     <w:bookmarkEnd w:id="24"/>
-    <w:bookmarkStart w:id="25" w:name="X8b58471d50b7633c2e852463155204a1bb0c1b3"/>
+    <w:bookmarkStart w:id="25" w:name="Xa0c8b3b28168140b1c35e144c7ebd0dc7921141"/>
     <w:p>
       <w:pPr>
         <w:pStyle w:val="Heading3"/>
       </w:pPr>
       <w:r>
-        <w:t xml:space="preserve">5. Data sources and connections</w:t>
+        <w:t xml:space="preserve">5. Data sources, connections and platform path</w:t>
       </w:r>
     </w:p>
     <w:tbl>
@@ -1449,11 +1504,11 @@
         <w:tblLayout w:type="fixed"/>
       </w:tblPr>
       <w:tblGrid>
-        <w:gridCol w:w="891"/>
-        <w:gridCol w:w="3564"/>
-        <w:gridCol w:w="1455"/>
-        <w:gridCol w:w="891"/>
-        <w:gridCol w:w="2556"/>
+        <w:gridCol w:w="1380"/>
+        <w:gridCol w:w="3321"/>
+        <w:gridCol w:w="1356"/>
+        <w:gridCol w:w="920"/>
+        <w:gridCol w:w="2382"/>
       </w:tblGrid>
       <w:tr>
         <w:trPr>
@@ -1461,7 +1516,7 @@
         </w:trPr>
         <w:tc>
           <w:tcPr>
-            <w:tcW w:w="891" w:type="dxa"/>
+            <w:tcW w:w="1380" w:type="dxa"/>
           </w:tcPr>
           <w:p>
             <w:pPr>
@@ -1475,7 +1530,7 @@
         </w:tc>
         <w:tc>
           <w:tcPr>
-            <w:tcW w:w="3564" w:type="dxa"/>
+            <w:tcW w:w="3321" w:type="dxa"/>
           </w:tcPr>
           <w:p>
             <w:pPr>
@@ -1489,7 +1544,7 @@
         </w:tc>
         <w:tc>
           <w:tcPr>
-            <w:tcW w:w="1455" w:type="dxa"/>
+            <w:tcW w:w="1356" w:type="dxa"/>
           </w:tcPr>
           <w:p>
             <w:pPr>
@@ -1503,7 +1558,7 @@
         </w:tc>
         <w:tc>
           <w:tcPr>
-            <w:tcW w:w="891" w:type="dxa"/>
+            <w:tcW w:w="920" w:type="dxa"/>
           </w:tcPr>
           <w:p>
             <w:pPr>
@@ -1517,7 +1572,7 @@
         </w:tc>
         <w:tc>
           <w:tcPr>
-            <w:tcW w:w="2556" w:type="dxa"/>
+            <w:tcW w:w="2382" w:type="dxa"/>
           </w:tcPr>
           <w:p>
             <w:pPr>
@@ -1533,7 +1588,7 @@
       <w:tr>
         <w:tc>
           <w:tcPr>
-            <w:tcW w:w="891" w:type="dxa"/>
+            <w:tcW w:w="1380" w:type="dxa"/>
           </w:tcPr>
           <w:p>
             <w:pPr>
@@ -1547,7 +1602,7 @@
         </w:tc>
         <w:tc>
           <w:tcPr>
-            <w:tcW w:w="3564" w:type="dxa"/>
+            <w:tcW w:w="3321" w:type="dxa"/>
           </w:tcPr>
           <w:p>
             <w:pPr>
@@ -1561,7 +1616,7 @@
         </w:tc>
         <w:tc>
           <w:tcPr>
-            <w:tcW w:w="1455" w:type="dxa"/>
+            <w:tcW w:w="1356" w:type="dxa"/>
           </w:tcPr>
           <w:p>
             <w:pPr>
@@ -1575,7 +1630,7 @@
         </w:tc>
         <w:tc>
           <w:tcPr>
-            <w:tcW w:w="891" w:type="dxa"/>
+            <w:tcW w:w="920" w:type="dxa"/>
           </w:tcPr>
           <w:p>
             <w:pPr>
@@ -1589,7 +1644,7 @@
         </w:tc>
         <w:tc>
           <w:tcPr>
-            <w:tcW w:w="2556" w:type="dxa"/>
+            <w:tcW w:w="2382" w:type="dxa"/>
           </w:tcPr>
           <w:p>
             <w:pPr>
@@ -1603,14 +1658,46 @@
         </w:tc>
       </w:tr>
     </w:tbl>
-    <w:bookmarkEnd w:id="25"/>
-    <w:bookmarkStart w:id="26" w:name="Xa700f4a7a0b68b91a10a2f3706b05508e3a4de4"/>
-    <w:p>
-      <w:pPr>
-        <w:pStyle w:val="Heading3"/>
-      </w:pPr>
-      <w:r>
-        <w:t xml:space="preserve">6. How to run it</w:t>
+    <w:p>
+      <w:pPr>
+        <w:pStyle w:val="BodyText"/>
+      </w:pPr>
+      <w:r>
+        <w:rPr>
+          <w:bCs/>
+          <w:b/>
+        </w:rPr>
+        <w:t xml:space="preserve">Platform path.</w:t>
+      </w:r>
+      <w:r>
+        <w:t xml:space="preserve"> </w:t>
+      </w:r>
+      <w:r>
+        <w:t xml:space="preserve">The tool's route through the data platform, copied from its row in the filled platform map and checked in your lab (</w:t>
+      </w:r>
+      <w:r>
+        <w:rPr>
+          <w:rStyle w:val="VerbatimChar"/>
+        </w:rPr>
+        <w:t xml:space="preserve">docs/primers/data-platform-primer.md</w:t>
+      </w:r>
+      <w:r>
+        <w:t xml:space="preserve"> </w:t>
+      </w:r>
+      <w:r>
+        <w:t xml:space="preserve">Part 2;</w:t>
+      </w:r>
+      <w:r>
+        <w:t xml:space="preserve"> </w:t>
+      </w:r>
+      <w:r>
+        <w:rPr>
+          <w:rStyle w:val="VerbatimChar"/>
+        </w:rPr>
+        <w:t xml:space="preserve">docs/templates/knowledge/data-platform-map.md</w:t>
+      </w:r>
+      <w:r>
+        <w:t xml:space="preserve">). Day-60 evidence for the owned tool.</w:t>
       </w:r>
     </w:p>
     <w:tbl>
@@ -1622,10 +1709,9 @@
         <w:tblLayout w:type="fixed"/>
       </w:tblPr>
       <w:tblGrid>
-        <w:gridCol w:w="865"/>
-        <w:gridCol w:w="3836"/>
-        <w:gridCol w:w="2098"/>
-        <w:gridCol w:w="2559"/>
+        <w:gridCol w:w="1495"/>
+        <w:gridCol w:w="4572"/>
+        <w:gridCol w:w="3292"/>
       </w:tblGrid>
       <w:tr>
         <w:trPr>
@@ -1633,57 +1719,43 @@
         </w:trPr>
         <w:tc>
           <w:tcPr>
-            <w:tcW w:w="865" w:type="dxa"/>
-          </w:tcPr>
-          <w:p>
-            <w:pPr>
-              <w:pStyle w:val="Compact"/>
-              <w:jc w:val="left"/>
-            </w:pPr>
-            <w:r>
-              <w:t xml:space="preserve">Step</w:t>
-            </w:r>
-          </w:p>
-        </w:tc>
-        <w:tc>
-          <w:tcPr>
-            <w:tcW w:w="3836" w:type="dxa"/>
-          </w:tcPr>
-          <w:p>
-            <w:pPr>
-              <w:pStyle w:val="Compact"/>
-              <w:jc w:val="left"/>
-            </w:pPr>
-            <w:r>
-              <w:t xml:space="preserve">Action</w:t>
-            </w:r>
-          </w:p>
-        </w:tc>
-        <w:tc>
-          <w:tcPr>
-            <w:tcW w:w="2098" w:type="dxa"/>
-          </w:tcPr>
-          <w:p>
-            <w:pPr>
-              <w:pStyle w:val="Compact"/>
-              <w:jc w:val="left"/>
-            </w:pPr>
-            <w:r>
-              <w:t xml:space="preserve">Expected result</w:t>
-            </w:r>
-          </w:p>
-        </w:tc>
-        <w:tc>
-          <w:tcPr>
-            <w:tcW w:w="2559" w:type="dxa"/>
-          </w:tcPr>
-          <w:p>
-            <w:pPr>
-              <w:pStyle w:val="Compact"/>
-              <w:jc w:val="left"/>
-            </w:pPr>
-            <w:r>
-              <w:t xml:space="preserve">Screenshot</w:t>
+            <w:tcW w:w="1495" w:type="dxa"/>
+          </w:tcPr>
+          <w:p>
+            <w:pPr>
+              <w:pStyle w:val="Compact"/>
+              <w:jc w:val="left"/>
+            </w:pPr>
+            <w:r>
+              <w:t xml:space="preserve">Item</w:t>
+            </w:r>
+          </w:p>
+        </w:tc>
+        <w:tc>
+          <w:tcPr>
+            <w:tcW w:w="4572" w:type="dxa"/>
+          </w:tcPr>
+          <w:p>
+            <w:pPr>
+              <w:pStyle w:val="Compact"/>
+              <w:jc w:val="left"/>
+            </w:pPr>
+            <w:r>
+              <w:t xml:space="preserve">Entry</w:t>
+            </w:r>
+          </w:p>
+        </w:tc>
+        <w:tc>
+          <w:tcPr>
+            <w:tcW w:w="3292" w:type="dxa"/>
+          </w:tcPr>
+          <w:p>
+            <w:pPr>
+              <w:pStyle w:val="Compact"/>
+              <w:jc w:val="left"/>
+            </w:pPr>
+            <w:r>
+              <w:t xml:space="preserve">Example of a good entry</w:t>
             </w:r>
           </w:p>
         </w:tc>
@@ -1691,57 +1763,58 @@
       <w:tr>
         <w:tc>
           <w:tcPr>
-            <w:tcW w:w="865" w:type="dxa"/>
-          </w:tcPr>
-          <w:p>
-            <w:pPr>
-              <w:pStyle w:val="Compact"/>
-              <w:jc w:val="left"/>
-            </w:pPr>
-            <w:r>
-              <w:t xml:space="preserve">1</w:t>
-            </w:r>
-          </w:p>
-        </w:tc>
-        <w:tc>
-          <w:tcPr>
-            <w:tcW w:w="3836" w:type="dxa"/>
-          </w:tcPr>
-          <w:p>
-            <w:pPr>
-              <w:pStyle w:val="Compact"/>
-              <w:jc w:val="left"/>
-            </w:pPr>
-            <w:r>
-              <w:t xml:space="preserve">[Verb first: "Open ...", "Run ...", "Check ..."]</w:t>
-            </w:r>
-          </w:p>
-        </w:tc>
-        <w:tc>
-          <w:tcPr>
-            <w:tcW w:w="2098" w:type="dxa"/>
-          </w:tcPr>
-          <w:p>
-            <w:pPr>
-              <w:pStyle w:val="Compact"/>
-              <w:jc w:val="left"/>
-            </w:pPr>
-            <w:r>
-              <w:t xml:space="preserve">[What you should see]</w:t>
-            </w:r>
-          </w:p>
-        </w:tc>
-        <w:tc>
-          <w:tcPr>
-            <w:tcW w:w="2559" w:type="dxa"/>
-          </w:tcPr>
-          <w:p>
-            <w:pPr>
-              <w:pStyle w:val="Compact"/>
-              <w:jc w:val="left"/>
-            </w:pPr>
-            <w:r>
-              <w:t xml:space="preserve">[Screenshot 1: what it shows]</w:t>
+            <w:tcW w:w="1495" w:type="dxa"/>
+          </w:tcPr>
+          <w:p>
+            <w:pPr>
+              <w:pStyle w:val="Compact"/>
+              <w:jc w:val="left"/>
+            </w:pPr>
+            <w:r>
+              <w:t xml:space="preserve">Database objects it reads and writes</w:t>
+            </w:r>
+          </w:p>
+        </w:tc>
+        <w:tc>
+          <w:tcPr>
+            <w:tcW w:w="4572" w:type="dxa"/>
+          </w:tcPr>
+          <w:p>
+            <w:pPr>
+              <w:pStyle w:val="Compact"/>
+              <w:jc w:val="left"/>
+            </w:pPr>
+            <w:r>
+              <w:t xml:space="preserve">[schema.object, read or write, for each]</w:t>
+            </w:r>
+          </w:p>
+        </w:tc>
+        <w:tc>
+          <w:tcPr>
+            <w:tcW w:w="3292" w:type="dxa"/>
+          </w:tcPr>
+          <w:p>
+            <w:pPr>
+              <w:pStyle w:val="Compact"/>
+              <w:jc w:val="left"/>
+            </w:pPr>
+            <w:r>
+              <w:t xml:space="preserve">Reads</w:t>
+            </w:r>
+            <w:r>
+              <w:t xml:space="preserve"> </w:t>
+            </w:r>
+            <w:r>
+              <w:rPr>
+                <w:rStyle w:val="VerbatimChar"/>
+              </w:rPr>
+              <w:t xml:space="preserve">rpt.v_item_trade</w:t>
+            </w:r>
+            <w:r>
+              <w:t xml:space="preserve"> </w:t>
+            </w:r>
+            <w:r>
+              <w:t xml:space="preserve">(example name); writes nothing</w:t>
             </w:r>
           </w:p>
         </w:tc>
@@ -1749,78 +1822,188 @@
       <w:tr>
         <w:tc>
           <w:tcPr>
-            <w:tcW w:w="865" w:type="dxa"/>
-          </w:tcPr>
-          <w:p>
-            <w:pPr>
-              <w:pStyle w:val="Compact"/>
-              <w:jc w:val="left"/>
-            </w:pPr>
-            <w:r>
-              <w:t xml:space="preserve">2</w:t>
-            </w:r>
-          </w:p>
-        </w:tc>
-        <w:tc>
-          <w:tcPr>
-            <w:tcW w:w="3836" w:type="dxa"/>
-          </w:tcPr>
-          <w:p>
-            <w:pPr>
-              <w:pStyle w:val="Compact"/>
-              <w:jc w:val="left"/>
-            </w:pPr>
-            <w:r>
-              <w:t xml:space="preserve">[ ]</w:t>
-            </w:r>
-          </w:p>
-        </w:tc>
-        <w:tc>
-          <w:tcPr>
-            <w:tcW w:w="2098" w:type="dxa"/>
-          </w:tcPr>
-          <w:p>
-            <w:pPr>
-              <w:pStyle w:val="Compact"/>
-              <w:jc w:val="left"/>
-            </w:pPr>
-            <w:r>
-              <w:t xml:space="preserve">[ ]</w:t>
-            </w:r>
-          </w:p>
-        </w:tc>
-        <w:tc>
-          <w:tcPr>
-            <w:tcW w:w="2559" w:type="dxa"/>
-          </w:tcPr>
-          <w:p>
-            <w:pPr>
-              <w:pStyle w:val="Compact"/>
-              <w:jc w:val="left"/>
-            </w:pPr>
-            <w:r>
-              <w:t xml:space="preserve">[ ]</w:t>
+            <w:tcW w:w="1495" w:type="dxa"/>
+          </w:tcPr>
+          <w:p>
+            <w:pPr>
+              <w:pStyle w:val="Compact"/>
+              <w:jc w:val="left"/>
+            </w:pPr>
+            <w:r>
+              <w:t xml:space="preserve">Connections</w:t>
+            </w:r>
+          </w:p>
+        </w:tc>
+        <w:tc>
+          <w:tcPr>
+            <w:tcW w:w="4572" w:type="dxa"/>
+          </w:tcPr>
+          <w:p>
+            <w:pPr>
+              <w:pStyle w:val="Compact"/>
+              <w:jc w:val="left"/>
+            </w:pPr>
+            <w:r>
+              <w:t xml:space="preserve">[Gateway connection, flow connection, ODBC data source or file share, for each]</w:t>
+            </w:r>
+          </w:p>
+        </w:tc>
+        <w:tc>
+          <w:tcPr>
+            <w:tcW w:w="3292" w:type="dxa"/>
+          </w:tcPr>
+          <w:p>
+            <w:pPr>
+              <w:pStyle w:val="Compact"/>
+              <w:jc w:val="left"/>
+            </w:pPr>
+            <w:r>
+              <w:t xml:space="preserve">Gateway data source [COMPANY: name] to the team database</w:t>
+            </w:r>
+          </w:p>
+        </w:tc>
+      </w:tr>
+      <w:tr>
+        <w:tc>
+          <w:tcPr>
+            <w:tcW w:w="1495" w:type="dxa"/>
+          </w:tcPr>
+          <w:p>
+            <w:pPr>
+              <w:pStyle w:val="Compact"/>
+              <w:jc w:val="left"/>
+            </w:pPr>
+            <w:r>
+              <w:t xml:space="preserve">Account it runs as</w:t>
+            </w:r>
+          </w:p>
+        </w:tc>
+        <w:tc>
+          <w:tcPr>
+            <w:tcW w:w="4572" w:type="dxa"/>
+          </w:tcPr>
+          <w:p>
+            <w:pPr>
+              <w:pStyle w:val="Compact"/>
+              <w:jc w:val="left"/>
+            </w:pPr>
+            <w:r>
+              <w:t xml:space="preserve">[For each connection and scheduled run: service account, service principal, gMSA or a person; never the password]</w:t>
+            </w:r>
+          </w:p>
+        </w:tc>
+        <w:tc>
+          <w:tcPr>
+            <w:tcW w:w="3292" w:type="dxa"/>
+          </w:tcPr>
+          <w:p>
+            <w:pPr>
+              <w:pStyle w:val="Compact"/>
+              <w:jc w:val="left"/>
+            </w:pPr>
+            <w:r>
+              <w:t xml:space="preserve">Service account, under the recommended model [COMPANY: confirm]</w:t>
+            </w:r>
+          </w:p>
+        </w:tc>
+      </w:tr>
+      <w:tr>
+        <w:tc>
+          <w:tcPr>
+            <w:tcW w:w="1495" w:type="dxa"/>
+          </w:tcPr>
+          <w:p>
+            <w:pPr>
+              <w:pStyle w:val="Compact"/>
+              <w:jc w:val="left"/>
+            </w:pPr>
+            <w:r>
+              <w:t xml:space="preserve">Schedule</w:t>
+            </w:r>
+          </w:p>
+        </w:tc>
+        <w:tc>
+          <w:tcPr>
+            <w:tcW w:w="4572" w:type="dxa"/>
+          </w:tcPr>
+          <w:p>
+            <w:pPr>
+              <w:pStyle w:val="Compact"/>
+              <w:jc w:val="left"/>
+            </w:pPr>
+            <w:r>
+              <w:t xml:space="preserve">[Trigger and timing; the same as Section 2]</w:t>
+            </w:r>
+          </w:p>
+        </w:tc>
+        <w:tc>
+          <w:tcPr>
+            <w:tcW w:w="3292" w:type="dxa"/>
+          </w:tcPr>
+          <w:p>
+            <w:pPr>
+              <w:pStyle w:val="Compact"/>
+              <w:jc w:val="left"/>
+            </w:pPr>
+            <w:r>
+              <w:t xml:space="preserve">Task Scheduler, Mondays 06:00</w:t>
+            </w:r>
+          </w:p>
+        </w:tc>
+      </w:tr>
+      <w:tr>
+        <w:tc>
+          <w:tcPr>
+            <w:tcW w:w="1495" w:type="dxa"/>
+          </w:tcPr>
+          <w:p>
+            <w:pPr>
+              <w:pStyle w:val="Compact"/>
+              <w:jc w:val="left"/>
+            </w:pPr>
+            <w:r>
+              <w:t xml:space="preserve">Server location</w:t>
+            </w:r>
+          </w:p>
+        </w:tc>
+        <w:tc>
+          <w:tcPr>
+            <w:tcW w:w="4572" w:type="dxa"/>
+          </w:tcPr>
+          <w:p>
+            <w:pPr>
+              <w:pStyle w:val="Compact"/>
+              <w:jc w:val="left"/>
+            </w:pPr>
+            <w:r>
+              <w:t xml:space="preserve">[Server, folder or Power Platform environment where it runs; the same as Section 8]</w:t>
+            </w:r>
+          </w:p>
+        </w:tc>
+        <w:tc>
+          <w:tcPr>
+            <w:tcW w:w="3292" w:type="dxa"/>
+          </w:tcPr>
+          <w:p>
+            <w:pPr>
+              <w:pStyle w:val="Compact"/>
+              <w:jc w:val="left"/>
+            </w:pPr>
+            <w:r>
+              <w:t xml:space="preserve">[COMPANY: server name], [COMPANY: job folder]</w:t>
             </w:r>
           </w:p>
         </w:tc>
       </w:tr>
     </w:tbl>
-    <w:p>
-      <w:pPr>
-        <w:pStyle w:val="BodyText"/>
-      </w:pPr>
-      <w:r>
-        <w:t xml:space="preserve">Write steps a new BSA can follow without help. One action per step. Include where files must be saved and what to name them.</w:t>
-      </w:r>
-    </w:p>
-    <w:bookmarkEnd w:id="26"/>
-    <w:bookmarkStart w:id="27" w:name="X28f383b4a7d638ec531511e55a589054e00ab05"/>
+    <w:bookmarkEnd w:id="25"/>
+    <w:bookmarkStart w:id="26" w:name="Xa700f4a7a0b68b91a10a2f3706b05508e3a4de4"/>
     <w:p>
       <w:pPr>
         <w:pStyle w:val="Heading3"/>
       </w:pPr>
       <w:r>
-        <w:t xml:space="preserve">7. How it breaks and known fixes</w:t>
+        <w:t xml:space="preserve">6. How to run it</w:t>
       </w:r>
     </w:p>
     <w:tbl>
@@ -1832,11 +2015,10 @@
         <w:tblLayout w:type="fixed"/>
       </w:tblPr>
       <w:tblGrid>
-        <w:gridCol w:w="4134"/>
-        <w:gridCol w:w="1214"/>
-        <w:gridCol w:w="890"/>
-        <w:gridCol w:w="1346"/>
-        <w:gridCol w:w="1773"/>
+        <w:gridCol w:w="900"/>
+        <w:gridCol w:w="3820"/>
+        <w:gridCol w:w="2090"/>
+        <w:gridCol w:w="2549"/>
       </w:tblGrid>
       <w:tr>
         <w:trPr>
@@ -1844,71 +2026,57 @@
         </w:trPr>
         <w:tc>
           <w:tcPr>
-            <w:tcW w:w="4134" w:type="dxa"/>
-          </w:tcPr>
-          <w:p>
-            <w:pPr>
-              <w:pStyle w:val="Compact"/>
-              <w:jc w:val="left"/>
-            </w:pPr>
-            <w:r>
-              <w:t xml:space="preserve">Symptom</w:t>
-            </w:r>
-          </w:p>
-        </w:tc>
-        <w:tc>
-          <w:tcPr>
-            <w:tcW w:w="1214" w:type="dxa"/>
-          </w:tcPr>
-          <w:p>
-            <w:pPr>
-              <w:pStyle w:val="Compact"/>
-              <w:jc w:val="left"/>
-            </w:pPr>
-            <w:r>
-              <w:t xml:space="preserve">Likely cause</w:t>
-            </w:r>
-          </w:p>
-        </w:tc>
-        <w:tc>
-          <w:tcPr>
-            <w:tcW w:w="890" w:type="dxa"/>
-          </w:tcPr>
-          <w:p>
-            <w:pPr>
-              <w:pStyle w:val="Compact"/>
-              <w:jc w:val="left"/>
-            </w:pPr>
-            <w:r>
-              <w:t xml:space="preserve">Fix</w:t>
-            </w:r>
-          </w:p>
-        </w:tc>
-        <w:tc>
-          <w:tcPr>
-            <w:tcW w:w="1346" w:type="dxa"/>
-          </w:tcPr>
-          <w:p>
-            <w:pPr>
-              <w:pStyle w:val="Compact"/>
-              <w:jc w:val="left"/>
-            </w:pPr>
-            <w:r>
-              <w:t xml:space="preserve">Who can fix it</w:t>
-            </w:r>
-          </w:p>
-        </w:tc>
-        <w:tc>
-          <w:tcPr>
-            <w:tcW w:w="1773" w:type="dxa"/>
-          </w:tcPr>
-          <w:p>
-            <w:pPr>
-              <w:pStyle w:val="Compact"/>
-              <w:jc w:val="left"/>
-            </w:pPr>
-            <w:r>
-              <w:t xml:space="preserve">Last seen</w:t>
+            <w:tcW w:w="900" w:type="dxa"/>
+          </w:tcPr>
+          <w:p>
+            <w:pPr>
+              <w:pStyle w:val="Compact"/>
+              <w:jc w:val="left"/>
+            </w:pPr>
+            <w:r>
+              <w:t xml:space="preserve">Step</w:t>
+            </w:r>
+          </w:p>
+        </w:tc>
+        <w:tc>
+          <w:tcPr>
+            <w:tcW w:w="3820" w:type="dxa"/>
+          </w:tcPr>
+          <w:p>
+            <w:pPr>
+              <w:pStyle w:val="Compact"/>
+              <w:jc w:val="left"/>
+            </w:pPr>
+            <w:r>
+              <w:t xml:space="preserve">Action</w:t>
+            </w:r>
+          </w:p>
+        </w:tc>
+        <w:tc>
+          <w:tcPr>
+            <w:tcW w:w="2090" w:type="dxa"/>
+          </w:tcPr>
+          <w:p>
+            <w:pPr>
+              <w:pStyle w:val="Compact"/>
+              <w:jc w:val="left"/>
+            </w:pPr>
+            <w:r>
+              <w:t xml:space="preserve">Expected result</w:t>
+            </w:r>
+          </w:p>
+        </w:tc>
+        <w:tc>
+          <w:tcPr>
+            <w:tcW w:w="2549" w:type="dxa"/>
+          </w:tcPr>
+          <w:p>
+            <w:pPr>
+              <w:pStyle w:val="Compact"/>
+              <w:jc w:val="left"/>
+            </w:pPr>
+            <w:r>
+              <w:t xml:space="preserve">Screenshot</w:t>
             </w:r>
           </w:p>
         </w:tc>
@@ -1916,7 +2084,232 @@
       <w:tr>
         <w:tc>
           <w:tcPr>
-            <w:tcW w:w="4134" w:type="dxa"/>
+            <w:tcW w:w="900" w:type="dxa"/>
+          </w:tcPr>
+          <w:p>
+            <w:pPr>
+              <w:pStyle w:val="Compact"/>
+              <w:jc w:val="left"/>
+            </w:pPr>
+            <w:r>
+              <w:t xml:space="preserve">1</w:t>
+            </w:r>
+          </w:p>
+        </w:tc>
+        <w:tc>
+          <w:tcPr>
+            <w:tcW w:w="3820" w:type="dxa"/>
+          </w:tcPr>
+          <w:p>
+            <w:pPr>
+              <w:pStyle w:val="Compact"/>
+              <w:jc w:val="left"/>
+            </w:pPr>
+            <w:r>
+              <w:t xml:space="preserve">[Verb first: "Open ...", "Run ...", "Check ..."]</w:t>
+            </w:r>
+          </w:p>
+        </w:tc>
+        <w:tc>
+          <w:tcPr>
+            <w:tcW w:w="2090" w:type="dxa"/>
+          </w:tcPr>
+          <w:p>
+            <w:pPr>
+              <w:pStyle w:val="Compact"/>
+              <w:jc w:val="left"/>
+            </w:pPr>
+            <w:r>
+              <w:t xml:space="preserve">[What you should see]</w:t>
+            </w:r>
+          </w:p>
+        </w:tc>
+        <w:tc>
+          <w:tcPr>
+            <w:tcW w:w="2549" w:type="dxa"/>
+          </w:tcPr>
+          <w:p>
+            <w:pPr>
+              <w:pStyle w:val="Compact"/>
+              <w:jc w:val="left"/>
+            </w:pPr>
+            <w:r>
+              <w:t xml:space="preserve">[Screenshot 1: what it shows]</w:t>
+            </w:r>
+          </w:p>
+        </w:tc>
+      </w:tr>
+      <w:tr>
+        <w:tc>
+          <w:tcPr>
+            <w:tcW w:w="900" w:type="dxa"/>
+          </w:tcPr>
+          <w:p>
+            <w:pPr>
+              <w:pStyle w:val="Compact"/>
+              <w:jc w:val="left"/>
+            </w:pPr>
+            <w:r>
+              <w:t xml:space="preserve">2</w:t>
+            </w:r>
+          </w:p>
+        </w:tc>
+        <w:tc>
+          <w:tcPr>
+            <w:tcW w:w="3820" w:type="dxa"/>
+          </w:tcPr>
+          <w:p>
+            <w:pPr>
+              <w:pStyle w:val="Compact"/>
+              <w:jc w:val="left"/>
+            </w:pPr>
+            <w:r>
+              <w:t xml:space="preserve">[ ]</w:t>
+            </w:r>
+          </w:p>
+        </w:tc>
+        <w:tc>
+          <w:tcPr>
+            <w:tcW w:w="2090" w:type="dxa"/>
+          </w:tcPr>
+          <w:p>
+            <w:pPr>
+              <w:pStyle w:val="Compact"/>
+              <w:jc w:val="left"/>
+            </w:pPr>
+            <w:r>
+              <w:t xml:space="preserve">[ ]</w:t>
+            </w:r>
+          </w:p>
+        </w:tc>
+        <w:tc>
+          <w:tcPr>
+            <w:tcW w:w="2549" w:type="dxa"/>
+          </w:tcPr>
+          <w:p>
+            <w:pPr>
+              <w:pStyle w:val="Compact"/>
+              <w:jc w:val="left"/>
+            </w:pPr>
+            <w:r>
+              <w:t xml:space="preserve">[ ]</w:t>
+            </w:r>
+          </w:p>
+        </w:tc>
+      </w:tr>
+    </w:tbl>
+    <w:p>
+      <w:pPr>
+        <w:pStyle w:val="BodyText"/>
+      </w:pPr>
+      <w:r>
+        <w:t xml:space="preserve">Write steps a new BSA can follow without help. One action per step. Include where files must be saved and what to name them.</w:t>
+      </w:r>
+    </w:p>
+    <w:bookmarkEnd w:id="26"/>
+    <w:bookmarkStart w:id="27" w:name="X28f383b4a7d638ec531511e55a589054e00ab05"/>
+    <w:p>
+      <w:pPr>
+        <w:pStyle w:val="Heading3"/>
+      </w:pPr>
+      <w:r>
+        <w:t xml:space="preserve">7. How it breaks and known fixes</w:t>
+      </w:r>
+    </w:p>
+    <w:tbl>
+      <w:tblPr>
+        <w:tblStyle w:val="Table"/>
+        <w:tblW w:type="dxa" w:w="9360"/>
+        <w:tblLook w:firstRow="1" w:lastRow="0" w:firstColumn="0" w:lastColumn="0" w:noHBand="0" w:noVBand="0" w:val="0020"/>
+        <w:jc w:val="start"/>
+        <w:tblLayout w:type="fixed"/>
+      </w:tblPr>
+      <w:tblGrid>
+        <w:gridCol w:w="4063"/>
+        <w:gridCol w:w="1194"/>
+        <w:gridCol w:w="1035"/>
+        <w:gridCol w:w="1323"/>
+        <w:gridCol w:w="1743"/>
+      </w:tblGrid>
+      <w:tr>
+        <w:trPr>
+          <w:tblHeader w:val="true"/>
+        </w:trPr>
+        <w:tc>
+          <w:tcPr>
+            <w:tcW w:w="4063" w:type="dxa"/>
+          </w:tcPr>
+          <w:p>
+            <w:pPr>
+              <w:pStyle w:val="Compact"/>
+              <w:jc w:val="left"/>
+            </w:pPr>
+            <w:r>
+              <w:t xml:space="preserve">Symptom</w:t>
+            </w:r>
+          </w:p>
+        </w:tc>
+        <w:tc>
+          <w:tcPr>
+            <w:tcW w:w="1194" w:type="dxa"/>
+          </w:tcPr>
+          <w:p>
+            <w:pPr>
+              <w:pStyle w:val="Compact"/>
+              <w:jc w:val="left"/>
+            </w:pPr>
+            <w:r>
+              <w:t xml:space="preserve">Likely cause</w:t>
+            </w:r>
+          </w:p>
+        </w:tc>
+        <w:tc>
+          <w:tcPr>
+            <w:tcW w:w="1035" w:type="dxa"/>
+          </w:tcPr>
+          <w:p>
+            <w:pPr>
+              <w:pStyle w:val="Compact"/>
+              <w:jc w:val="left"/>
+            </w:pPr>
+            <w:r>
+              <w:t xml:space="preserve">Fix</w:t>
+            </w:r>
+          </w:p>
+        </w:tc>
+        <w:tc>
+          <w:tcPr>
+            <w:tcW w:w="1323" w:type="dxa"/>
+          </w:tcPr>
+          <w:p>
+            <w:pPr>
+              <w:pStyle w:val="Compact"/>
+              <w:jc w:val="left"/>
+            </w:pPr>
+            <w:r>
+              <w:t xml:space="preserve">Who can fix it</w:t>
+            </w:r>
+          </w:p>
+        </w:tc>
+        <w:tc>
+          <w:tcPr>
+            <w:tcW w:w="1743" w:type="dxa"/>
+          </w:tcPr>
+          <w:p>
+            <w:pPr>
+              <w:pStyle w:val="Compact"/>
+              <w:jc w:val="left"/>
+            </w:pPr>
+            <w:r>
+              <w:t xml:space="preserve">Last seen</w:t>
+            </w:r>
+          </w:p>
+        </w:tc>
+      </w:tr>
+      <w:tr>
+        <w:tc>
+          <w:tcPr>
+            <w:tcW w:w="4063" w:type="dxa"/>
           </w:tcPr>
           <w:p>
             <w:pPr>
@@ -1930,7 +2323,7 @@
         </w:tc>
         <w:tc>
           <w:tcPr>
-            <w:tcW w:w="1214" w:type="dxa"/>
+            <w:tcW w:w="1194" w:type="dxa"/>
           </w:tcPr>
           <w:p>
             <w:pPr>
@@ -1944,7 +2337,7 @@
         </w:tc>
         <w:tc>
           <w:tcPr>
-            <w:tcW w:w="890" w:type="dxa"/>
+            <w:tcW w:w="1035" w:type="dxa"/>
           </w:tcPr>
           <w:p>
             <w:pPr>
@@ -1958,7 +2351,7 @@
         </w:tc>
         <w:tc>
           <w:tcPr>
-            <w:tcW w:w="1346" w:type="dxa"/>
+            <w:tcW w:w="1323" w:type="dxa"/>
           </w:tcPr>
           <w:p>
             <w:pPr>
@@ -1972,7 +2365,7 @@
         </w:tc>
         <w:tc>
           <w:tcPr>
-            <w:tcW w:w="1773" w:type="dxa"/>
+            <w:tcW w:w="1743" w:type="dxa"/>
           </w:tcPr>
           <w:p>
             <w:pPr>
@@ -2041,7 +2434,7 @@
         <w:pStyle w:val="Compact"/>
       </w:pPr>
       <w:r>
-        <w:t xml:space="preserve">Infrastructure: [mapped drives, file paths, scheduled tasks, service accounts, the server or PC it runs on]</w:t>
+        <w:t xml:space="preserve">Infrastructure: [mapped drives, file paths, scheduled tasks, service accounts, the server or PC it runs on, and the test copy's location]</w:t>
       </w:r>
     </w:p>
     <w:p>
@@ -2458,12 +2851,12 @@
         <w:tblLayout w:type="fixed"/>
       </w:tblPr>
       <w:tblGrid>
-        <w:gridCol w:w="1103"/>
-        <w:gridCol w:w="843"/>
-        <w:gridCol w:w="3214"/>
-        <w:gridCol w:w="1817"/>
-        <w:gridCol w:w="843"/>
-        <w:gridCol w:w="1536"/>
+        <w:gridCol w:w="1087"/>
+        <w:gridCol w:w="900"/>
+        <w:gridCol w:w="3167"/>
+        <w:gridCol w:w="1791"/>
+        <w:gridCol w:w="900"/>
+        <w:gridCol w:w="1513"/>
       </w:tblGrid>
       <w:tr>
         <w:trPr>
@@ -2471,7 +2864,7 @@
         </w:trPr>
         <w:tc>
           <w:tcPr>
-            <w:tcW w:w="1103" w:type="dxa"/>
+            <w:tcW w:w="1087" w:type="dxa"/>
           </w:tcPr>
           <w:p>
             <w:pPr>
@@ -2485,7 +2878,7 @@
         </w:tc>
         <w:tc>
           <w:tcPr>
-            <w:tcW w:w="843" w:type="dxa"/>
+            <w:tcW w:w="900" w:type="dxa"/>
           </w:tcPr>
           <w:p>
             <w:pPr>
@@ -2499,7 +2892,7 @@
         </w:tc>
         <w:tc>
           <w:tcPr>
-            <w:tcW w:w="3214" w:type="dxa"/>
+            <w:tcW w:w="3167" w:type="dxa"/>
           </w:tcPr>
           <w:p>
             <w:pPr>
@@ -2513,7 +2906,7 @@
         </w:tc>
         <w:tc>
           <w:tcPr>
-            <w:tcW w:w="1817" w:type="dxa"/>
+            <w:tcW w:w="1791" w:type="dxa"/>
           </w:tcPr>
           <w:p>
             <w:pPr>
@@ -2527,7 +2920,7 @@
         </w:tc>
         <w:tc>
           <w:tcPr>
-            <w:tcW w:w="843" w:type="dxa"/>
+            <w:tcW w:w="900" w:type="dxa"/>
           </w:tcPr>
           <w:p>
             <w:pPr>
@@ -2541,7 +2934,7 @@
         </w:tc>
         <w:tc>
           <w:tcPr>
-            <w:tcW w:w="1536" w:type="dxa"/>
+            <w:tcW w:w="1513" w:type="dxa"/>
           </w:tcPr>
           <w:p>
             <w:pPr>
@@ -2557,7 +2950,7 @@
       <w:tr>
         <w:tc>
           <w:tcPr>
-            <w:tcW w:w="1103" w:type="dxa"/>
+            <w:tcW w:w="1087" w:type="dxa"/>
           </w:tcPr>
           <w:p>
             <w:pPr>
@@ -2571,7 +2964,7 @@
         </w:tc>
         <w:tc>
           <w:tcPr>
-            <w:tcW w:w="843" w:type="dxa"/>
+            <w:tcW w:w="900" w:type="dxa"/>
           </w:tcPr>
           <w:p>
             <w:pPr>
@@ -2585,7 +2978,7 @@
         </w:tc>
         <w:tc>
           <w:tcPr>
-            <w:tcW w:w="3214" w:type="dxa"/>
+            <w:tcW w:w="3167" w:type="dxa"/>
           </w:tcPr>
           <w:p>
             <w:pPr>
@@ -2599,7 +2992,7 @@
         </w:tc>
         <w:tc>
           <w:tcPr>
-            <w:tcW w:w="1817" w:type="dxa"/>
+            <w:tcW w:w="1791" w:type="dxa"/>
           </w:tcPr>
           <w:p>
             <w:pPr>
@@ -2613,7 +3006,7 @@
         </w:tc>
         <w:tc>
           <w:tcPr>
-            <w:tcW w:w="843" w:type="dxa"/>
+            <w:tcW w:w="900" w:type="dxa"/>
           </w:tcPr>
           <w:p>
             <w:pPr>
@@ -2627,7 +3020,7 @@
         </w:tc>
         <w:tc>
           <w:tcPr>
-            <w:tcW w:w="1536" w:type="dxa"/>
+            <w:tcW w:w="1513" w:type="dxa"/>
           </w:tcPr>
           <w:p>
             <w:pPr>
@@ -2834,9 +3227,9 @@
         <w:tblLayout w:type="fixed"/>
       </w:tblPr>
       <w:tblGrid>
-        <w:gridCol w:w="885"/>
-        <w:gridCol w:w="3720"/>
-        <w:gridCol w:w="4754"/>
+        <w:gridCol w:w="1150"/>
+        <w:gridCol w:w="3603"/>
+        <w:gridCol w:w="4606"/>
       </w:tblGrid>
       <w:tr>
         <w:trPr>
@@ -2844,7 +3237,7 @@
         </w:trPr>
         <w:tc>
           <w:tcPr>
-            <w:tcW w:w="885" w:type="dxa"/>
+            <w:tcW w:w="1150" w:type="dxa"/>
           </w:tcPr>
           <w:p>
             <w:pPr>
@@ -2858,7 +3251,7 @@
         </w:tc>
         <w:tc>
           <w:tcPr>
-            <w:tcW w:w="3720" w:type="dxa"/>
+            <w:tcW w:w="3603" w:type="dxa"/>
           </w:tcPr>
           <w:p>
             <w:pPr>
@@ -2872,7 +3265,7 @@
         </w:tc>
         <w:tc>
           <w:tcPr>
-            <w:tcW w:w="4754" w:type="dxa"/>
+            <w:tcW w:w="4606" w:type="dxa"/>
           </w:tcPr>
           <w:p>
             <w:pPr>
@@ -2888,7 +3281,7 @@
       <w:tr>
         <w:tc>
           <w:tcPr>
-            <w:tcW w:w="885" w:type="dxa"/>
+            <w:tcW w:w="1150" w:type="dxa"/>
           </w:tcPr>
           <w:p>
             <w:pPr>
@@ -2902,7 +3295,7 @@
         </w:tc>
         <w:tc>
           <w:tcPr>
-            <w:tcW w:w="3720" w:type="dxa"/>
+            <w:tcW w:w="3603" w:type="dxa"/>
           </w:tcPr>
           <w:p>
             <w:pPr>
@@ -2928,7 +3321,7 @@
         </w:tc>
         <w:tc>
           <w:tcPr>
-            <w:tcW w:w="4754" w:type="dxa"/>
+            <w:tcW w:w="4606" w:type="dxa"/>
           </w:tcPr>
           <w:p>
             <w:pPr>
@@ -2944,7 +3337,7 @@
       <w:tr>
         <w:tc>
           <w:tcPr>
-            <w:tcW w:w="885" w:type="dxa"/>
+            <w:tcW w:w="1150" w:type="dxa"/>
           </w:tcPr>
           <w:p>
             <w:pPr>
@@ -2958,7 +3351,7 @@
         </w:tc>
         <w:tc>
           <w:tcPr>
-            <w:tcW w:w="3720" w:type="dxa"/>
+            <w:tcW w:w="3603" w:type="dxa"/>
           </w:tcPr>
           <w:p>
             <w:pPr>
@@ -2972,7 +3365,7 @@
         </w:tc>
         <w:tc>
           <w:tcPr>
-            <w:tcW w:w="4754" w:type="dxa"/>
+            <w:tcW w:w="4606" w:type="dxa"/>
           </w:tcPr>
           <w:p>
             <w:pPr>
@@ -2988,7 +3381,7 @@
       <w:tr>
         <w:tc>
           <w:tcPr>
-            <w:tcW w:w="885" w:type="dxa"/>
+            <w:tcW w:w="1150" w:type="dxa"/>
           </w:tcPr>
           <w:p>
             <w:pPr>
@@ -3002,7 +3395,7 @@
         </w:tc>
         <w:tc>
           <w:tcPr>
-            <w:tcW w:w="3720" w:type="dxa"/>
+            <w:tcW w:w="3603" w:type="dxa"/>
           </w:tcPr>
           <w:p>
             <w:pPr>
@@ -3016,7 +3409,7 @@
         </w:tc>
         <w:tc>
           <w:tcPr>
-            <w:tcW w:w="4754" w:type="dxa"/>
+            <w:tcW w:w="4606" w:type="dxa"/>
           </w:tcPr>
           <w:p>
             <w:pPr>
@@ -3032,7 +3425,7 @@
       <w:tr>
         <w:tc>
           <w:tcPr>
-            <w:tcW w:w="885" w:type="dxa"/>
+            <w:tcW w:w="1150" w:type="dxa"/>
           </w:tcPr>
           <w:p>
             <w:pPr>
@@ -3046,7 +3439,7 @@
         </w:tc>
         <w:tc>
           <w:tcPr>
-            <w:tcW w:w="3720" w:type="dxa"/>
+            <w:tcW w:w="3603" w:type="dxa"/>
           </w:tcPr>
           <w:p>
             <w:pPr>
@@ -3060,7 +3453,7 @@
         </w:tc>
         <w:tc>
           <w:tcPr>
-            <w:tcW w:w="4754" w:type="dxa"/>
+            <w:tcW w:w="4606" w:type="dxa"/>
           </w:tcPr>
           <w:p>
             <w:pPr>
@@ -3333,7 +3726,7 @@
         <w:pStyle w:val="Compact"/>
       </w:pPr>
       <w:r>
-        <w:t xml:space="preserve">Who has access to the code and the output folders? Should they?</w:t>
+        <w:t xml:space="preserve">Which database objects does it read or write, and on which server and schedule does it run?</w:t>
       </w:r>
     </w:p>
     <w:p>
@@ -3345,6 +3738,18 @@
         <w:pStyle w:val="Compact"/>
       </w:pPr>
       <w:r>
+        <w:t xml:space="preserve">Who has access to the code and the output folders? Should they?</w:t>
+      </w:r>
+    </w:p>
+    <w:p>
+      <w:pPr>
+        <w:numPr>
+          <w:ilvl w:val="0"/>
+          <w:numId w:val="1009"/>
+        </w:numPr>
+        <w:pStyle w:val="Compact"/>
+      </w:pPr>
+      <w:r>
         <w:t xml:space="preserve">Does any output contain personal data, supplier prices or other sensitive data?</w:t>
       </w:r>
     </w:p>
@@ -3448,6 +3853,18 @@
       </w:pPr>
       <w:r>
         <w:t xml:space="preserve">☐ Every hard-coded value I found is listed.</w:t>
+      </w:r>
+    </w:p>
+    <w:p>
+      <w:pPr>
+        <w:numPr>
+          <w:ilvl w:val="0"/>
+          <w:numId w:val="1011"/>
+        </w:numPr>
+        <w:pStyle w:val="Compact"/>
+      </w:pPr>
+      <w:r>
+        <w:t xml:space="preserve">☐ The platform path (Section 5) names the database objects, the connections, the account it runs as, the schedule and the server location, and matches the tool's row in the filled platform map.</w:t>
       </w:r>
     </w:p>
     <w:p>
